--- a/generador/plantillas/1_Inicio_comparacion.docx
+++ b/generador/plantillas/1_Inicio_comparacion.docx
@@ -146,7 +146,7 @@
                 <w:sz w:val="22"/>
                 <w:szCs w:val="22"/>
               </w:rPr>
-              <w:t>Administrador/a Contador/a FAP-FIAS</w:t>
+              <w:t>{AdminContador} FAP-FIAS</w:t>
             </w:r>
           </w:p>
           <w:p>
@@ -401,36 +401,14 @@
         </w:rPr>
         <w:t xml:space="preserve">en mi calidad de </w:t>
       </w:r>
-      <w:sdt>
-        <w:sdtPr>
-          <w:rPr>
-            <w:rFonts w:ascii="Titillium Web" w:hAnsi="Titillium Web"/>
-            <w:sz w:val="22"/>
-            <w:szCs w:val="22"/>
-          </w:rPr>
-          <w:alias w:val="Ordenador/a de gasto"/>
-          <w:tag w:val="Ordenador/a de gasto"/>
-          <w:id w:val="-2057316239"/>
-          <w:placeholder>
-            <w:docPart w:val="A31F91DB41124ED6971346B66FF249A0"/>
-          </w:placeholder>
-          <w:temporary/>
-          <w:comboBox>
-            <w:listItem w:displayText="ordenador de gasto" w:value="ordenador de gasto"/>
-            <w:listItem w:displayText="ordenadora de gasto" w:value="ordenadora de gasto"/>
-          </w:comboBox>
-        </w:sdtPr>
-        <w:sdtContent>
-          <w:r>
-            <w:rPr>
-              <w:rFonts w:ascii="Titillium Web" w:hAnsi="Titillium Web"/>
-              <w:sz w:val="22"/>
-              <w:szCs w:val="22"/>
-            </w:rPr>
-            <w:t>ordenador/a</w:t>
-          </w:r>
-        </w:sdtContent>
-      </w:sdt>
+      <w:r>
+        <w:rPr>
+          <w:rFonts w:ascii="Titillium Web" w:hAnsi="Titillium Web"/>
+          <w:sz w:val="22"/>
+          <w:szCs w:val="22"/>
+        </w:rPr>
+        <w:t xml:space="preserve">{ordenadorA}</w:t>
+      </w:r>
       <w:r>
         <w:rPr>
           <w:rFonts w:ascii="Titillium Web" w:hAnsi="Titillium Web"/>
@@ -471,35 +449,14 @@
         </w:rPr>
         <w:t xml:space="preserve">proceso de </w:t>
       </w:r>
-      <w:sdt>
-        <w:sdtPr>
-          <w:rPr>
-            <w:rFonts w:ascii="Titillium Web" w:hAnsi="Titillium Web"/>
-            <w:sz w:val="22"/>
-            <w:szCs w:val="22"/>
-          </w:rPr>
-          <w:id w:val="1495223616"/>
-          <w:placeholder>
-            <w:docPart w:val="7112260E01AE44459C006895198E69AF"/>
-          </w:placeholder>
-          <w:temporary/>
-          <w:comboBox>
-            <w:listItem w:value="Elija un elemento."/>
-            <w:listItem w:displayText="adquisición" w:value="adquisición"/>
-            <w:listItem w:displayText="contratación" w:value="contratación"/>
-          </w:comboBox>
-        </w:sdtPr>
-        <w:sdtContent>
-          <w:r>
-            <w:rPr>
-              <w:rFonts w:ascii="Titillium Web" w:hAnsi="Titillium Web"/>
-              <w:sz w:val="22"/>
-              <w:szCs w:val="22"/>
-            </w:rPr>
-            <w:t>adquisición y/o contratación</w:t>
-          </w:r>
-        </w:sdtContent>
-      </w:sdt>
+      <w:r>
+        <w:rPr>
+          <w:rFonts w:ascii="Titillium Web" w:hAnsi="Titillium Web"/>
+          <w:sz w:val="22"/>
+          <w:szCs w:val="22"/>
+        </w:rPr>
+        <w:t xml:space="preserve">{adquisicionContratacion}</w:t>
+      </w:r>
       <w:r>
         <w:rPr>
           <w:rFonts w:ascii="Titillium Web" w:hAnsi="Titillium Web"/>
@@ -1218,38 +1175,6 @@
           <w:u w:val="single"/>
         </w:rPr>
       </w:pPr>
-      <w:sdt>
-        <w:sdtPr>
-          <w:rPr>
-            <w:rFonts w:ascii="Titillium Web" w:hAnsi="Titillium Web"/>
-            <w:b/>
-            <w:bCs/>
-            <w:sz w:val="22"/>
-            <w:szCs w:val="22"/>
-          </w:rPr>
-          <w:id w:val="1262501267"/>
-          <w:placeholder>
-            <w:docPart w:val="A9DC789896E04DB390F8786C1AB0035F"/>
-          </w:placeholder>
-          <w:temporary/>
-          <w:comboBox>
-            <w:listItem w:displayText="Administrador" w:value="Administrador"/>
-            <w:listItem w:displayText="Administradora" w:value="Administradora"/>
-          </w:comboBox>
-        </w:sdtPr>
-        <w:sdtContent>
-          <w:r>
-            <w:rPr>
-              <w:rFonts w:ascii="Titillium Web" w:hAnsi="Titillium Web"/>
-              <w:b/>
-              <w:bCs/>
-              <w:sz w:val="22"/>
-              <w:szCs w:val="22"/>
-            </w:rPr>
-            <w:t>Administrador</w:t>
-          </w:r>
-        </w:sdtContent>
-      </w:sdt>
       <w:r>
         <w:rPr>
           <w:rFonts w:ascii="Titillium Web" w:hAnsi="Titillium Web"/>
@@ -1258,50 +1183,28 @@
           <w:sz w:val="22"/>
           <w:szCs w:val="22"/>
         </w:rPr>
+        <w:t xml:space="preserve">{AdministradoraAP}</w:t>
+      </w:r>
+      <w:r>
+        <w:rPr>
+          <w:rFonts w:ascii="Titillium Web" w:hAnsi="Titillium Web"/>
+          <w:b/>
+          <w:bCs/>
+          <w:sz w:val="22"/>
+          <w:szCs w:val="22"/>
+        </w:rPr>
         <w:t xml:space="preserve"> </w:t>
       </w:r>
-      <w:sdt>
-        <w:sdtPr>
-          <w:rPr>
-            <w:rFonts w:ascii="Titillium Web" w:hAnsi="Titillium Web"/>
-            <w:b/>
-            <w:bCs/>
-            <w:sz w:val="22"/>
-            <w:szCs w:val="22"/>
-          </w:rPr>
-          <w:id w:val="152105117"/>
-          <w:placeholder>
-            <w:docPart w:val="A9DC789896E04DB390F8786C1AB0035F"/>
-          </w:placeholder>
-          <w:temporary/>
-          <w:comboBox>
-            <w:listItem w:displayText="de la" w:value="de la"/>
-            <w:listItem w:displayText="del" w:value="del"/>
-          </w:comboBox>
-        </w:sdtPr>
-        <w:sdtContent>
-          <w:r>
-            <w:rPr>
-              <w:rFonts w:ascii="Titillium Web" w:hAnsi="Titillium Web"/>
-              <w:b/>
-              <w:bCs/>
-              <w:sz w:val="22"/>
-              <w:szCs w:val="22"/>
-            </w:rPr>
-            <w:t>del</w:t>
-          </w:r>
-          <w:r>
-            <w:rPr>
-              <w:rFonts w:ascii="Titillium Web" w:hAnsi="Titillium Web"/>
-              <w:b/>
-              <w:bCs/>
-              <w:sz w:val="22"/>
-              <w:szCs w:val="22"/>
-            </w:rPr>
-            <w:t>/de la</w:t>
-          </w:r>
-        </w:sdtContent>
-      </w:sdt>
+      <w:r>
+        <w:rPr>
+          <w:rFonts w:ascii="Titillium Web" w:hAnsi="Titillium Web"/>
+          <w:b/>
+          <w:bCs/>
+          <w:sz w:val="22"/>
+          <w:szCs w:val="22"/>
+        </w:rPr>
+        <w:t xml:space="preserve">{dellaAP}</w:t>
+      </w:r>
       <w:r>
         <w:rPr>
           <w:rFonts w:ascii="Titillium Web" w:hAnsi="Titillium Web"/>

--- a/generador/plantillas/1_Inicio_comparacion.docx
+++ b/generador/plantillas/1_Inicio_comparacion.docx
@@ -1204,6 +1204,16 @@
           <w:szCs w:val="22"/>
         </w:rPr>
         <w:t xml:space="preserve">{dellaAP}</w:t>
+      </w:r>
+      <w:r>
+        <w:rPr>
+          <w:rFonts w:ascii="Titillium Web" w:hAnsi="Titillium Web"/>
+          <w:b/>
+          <w:bCs/>
+          <w:sz w:val="22"/>
+          <w:szCs w:val="22"/>
+        </w:rPr>
+        <w:t xml:space="preserve"/>
       </w:r>
       <w:r>
         <w:rPr>

--- a/generador/plantillas/1_Inicio_comparacion.docx
+++ b/generador/plantillas/1_Inicio_comparacion.docx
@@ -24,16 +24,16 @@
               <w:rPr>
                 <w:rFonts w:ascii="Titillium Web" w:hAnsi="Titillium Web"/>
                 <w:b/>
-                <w:sz w:val="22"/>
-                <w:szCs w:val="22"/>
+                <w:sz w:val="20"/>
+                <w:szCs w:val="20"/>
               </w:rPr>
             </w:pPr>
             <w:r>
               <w:rPr>
                 <w:rFonts w:ascii="Titillium Web" w:hAnsi="Titillium Web"/>
                 <w:b/>
-                <w:sz w:val="22"/>
-                <w:szCs w:val="22"/>
+                <w:sz w:val="20"/>
+                <w:szCs w:val="20"/>
               </w:rPr>
               <w:t>FECHA:</w:t>
             </w:r>
@@ -49,15 +49,15 @@
               <w:jc w:val="both"/>
               <w:rPr>
                 <w:rFonts w:ascii="Titillium Web" w:hAnsi="Titillium Web"/>
-                <w:sz w:val="22"/>
-                <w:szCs w:val="22"/>
+                <w:sz w:val="20"/>
+                <w:szCs w:val="20"/>
               </w:rPr>
             </w:pPr>
             <w:r>
               <w:rPr>
                 <w:rFonts w:ascii="Titillium Web" w:hAnsi="Titillium Web"/>
-                <w:sz w:val="22"/>
-                <w:szCs w:val="22"/>
+                <w:sz w:val="20"/>
+                <w:szCs w:val="20"/>
               </w:rPr>
               <w:t>{fechaInicio}</w:t>
             </w:r>
@@ -69,8 +69,8 @@
               <w:rPr>
                 <w:rFonts w:ascii="Titillium Web" w:hAnsi="Titillium Web"/>
                 <w:b/>
-                <w:sz w:val="22"/>
-                <w:szCs w:val="22"/>
+                <w:sz w:val="20"/>
+                <w:szCs w:val="20"/>
               </w:rPr>
             </w:pPr>
           </w:p>
@@ -88,16 +88,16 @@
               <w:rPr>
                 <w:rFonts w:ascii="Titillium Web" w:hAnsi="Titillium Web"/>
                 <w:b/>
-                <w:sz w:val="22"/>
-                <w:szCs w:val="22"/>
+                <w:sz w:val="20"/>
+                <w:szCs w:val="20"/>
               </w:rPr>
             </w:pPr>
             <w:r>
               <w:rPr>
                 <w:rFonts w:ascii="Titillium Web" w:hAnsi="Titillium Web"/>
                 <w:b/>
-                <w:sz w:val="22"/>
-                <w:szCs w:val="22"/>
+                <w:sz w:val="20"/>
+                <w:szCs w:val="20"/>
               </w:rPr>
               <w:t>PARA:</w:t>
             </w:r>
@@ -114,16 +114,16 @@
               <w:rPr>
                 <w:rFonts w:ascii="Titillium Web" w:hAnsi="Titillium Web"/>
                 <w:bCs/>
-                <w:sz w:val="22"/>
-                <w:szCs w:val="22"/>
+                <w:sz w:val="20"/>
+                <w:szCs w:val="20"/>
               </w:rPr>
             </w:pPr>
             <w:r>
               <w:rPr>
                 <w:rFonts w:ascii="Titillium Web" w:hAnsi="Titillium Web"/>
                 <w:bCs/>
-                <w:sz w:val="22"/>
-                <w:szCs w:val="22"/>
+                <w:sz w:val="20"/>
+                <w:szCs w:val="20"/>
               </w:rPr>
               <w:t>{ac}</w:t>
             </w:r>
@@ -135,16 +135,16 @@
               <w:rPr>
                 <w:rFonts w:ascii="Titillium Web" w:hAnsi="Titillium Web"/>
                 <w:b/>
-                <w:sz w:val="22"/>
-                <w:szCs w:val="22"/>
+                <w:sz w:val="20"/>
+                <w:szCs w:val="20"/>
               </w:rPr>
             </w:pPr>
             <w:r>
               <w:rPr>
                 <w:rFonts w:ascii="Titillium Web" w:hAnsi="Titillium Web"/>
                 <w:b/>
-                <w:sz w:val="22"/>
-                <w:szCs w:val="22"/>
+                <w:sz w:val="20"/>
+                <w:szCs w:val="20"/>
               </w:rPr>
               <w:t>{AdminContador} FAP-FIAS</w:t>
             </w:r>
@@ -155,8 +155,8 @@
               <w:jc w:val="both"/>
               <w:rPr>
                 <w:rFonts w:ascii="Titillium Web" w:hAnsi="Titillium Web"/>
-                <w:sz w:val="22"/>
-                <w:szCs w:val="22"/>
+                <w:sz w:val="20"/>
+                <w:szCs w:val="20"/>
               </w:rPr>
             </w:pPr>
           </w:p>
@@ -174,16 +174,16 @@
               <w:rPr>
                 <w:rFonts w:ascii="Titillium Web" w:hAnsi="Titillium Web"/>
                 <w:b/>
-                <w:sz w:val="22"/>
-                <w:szCs w:val="22"/>
+                <w:sz w:val="20"/>
+                <w:szCs w:val="20"/>
               </w:rPr>
             </w:pPr>
             <w:r>
               <w:rPr>
                 <w:rFonts w:ascii="Titillium Web" w:hAnsi="Titillium Web"/>
                 <w:b/>
-                <w:sz w:val="22"/>
-                <w:szCs w:val="22"/>
+                <w:sz w:val="20"/>
+                <w:szCs w:val="20"/>
               </w:rPr>
               <w:t>DE:</w:t>
             </w:r>
@@ -200,16 +200,16 @@
               <w:rPr>
                 <w:rFonts w:ascii="Titillium Web" w:hAnsi="Titillium Web"/>
                 <w:bCs/>
-                <w:sz w:val="22"/>
-                <w:szCs w:val="22"/>
+                <w:sz w:val="20"/>
+                <w:szCs w:val="20"/>
               </w:rPr>
             </w:pPr>
             <w:r>
               <w:rPr>
                 <w:rFonts w:ascii="Titillium Web" w:hAnsi="Titillium Web"/>
                 <w:bCs/>
-                <w:sz w:val="22"/>
-                <w:szCs w:val="22"/>
+                <w:sz w:val="20"/>
+                <w:szCs w:val="20"/>
               </w:rPr>
               <w:t>{jefe}</w:t>
             </w:r>
@@ -220,16 +220,16 @@
                 <w:rFonts w:ascii="Titillium Web" w:hAnsi="Titillium Web"/>
                 <w:b/>
                 <w:bCs/>
-                <w:sz w:val="22"/>
-                <w:szCs w:val="22"/>
+                <w:sz w:val="20"/>
+                <w:szCs w:val="20"/>
               </w:rPr>
             </w:pPr>
             <w:r>
               <w:rPr>
                 <w:rFonts w:ascii="Titillium Web" w:hAnsi="Titillium Web"/>
                 <w:b/>
-                <w:sz w:val="22"/>
-                <w:szCs w:val="22"/>
+                <w:sz w:val="20"/>
+                <w:szCs w:val="20"/>
               </w:rPr>
               <w:t xml:space="preserve">Responsable del área protegida </w:t>
             </w:r>
@@ -238,8 +238,8 @@
                 <w:rFonts w:ascii="Titillium Web" w:hAnsi="Titillium Web"/>
                 <w:b/>
                 <w:bCs/>
-                <w:sz w:val="22"/>
-                <w:szCs w:val="22"/>
+                <w:sz w:val="20"/>
+                <w:szCs w:val="20"/>
               </w:rPr>
               <w:t>{area}</w:t>
             </w:r>
@@ -251,8 +251,8 @@
               <w:rPr>
                 <w:rFonts w:ascii="Titillium Web" w:hAnsi="Titillium Web"/>
                 <w:b/>
-                <w:sz w:val="22"/>
-                <w:szCs w:val="22"/>
+                <w:sz w:val="20"/>
+                <w:szCs w:val="20"/>
               </w:rPr>
             </w:pPr>
           </w:p>
@@ -270,16 +270,16 @@
               <w:rPr>
                 <w:rFonts w:ascii="Titillium Web" w:hAnsi="Titillium Web"/>
                 <w:b/>
-                <w:sz w:val="22"/>
-                <w:szCs w:val="22"/>
+                <w:sz w:val="20"/>
+                <w:szCs w:val="20"/>
               </w:rPr>
             </w:pPr>
             <w:r>
               <w:rPr>
                 <w:rFonts w:ascii="Titillium Web" w:hAnsi="Titillium Web"/>
                 <w:b/>
-                <w:sz w:val="22"/>
-                <w:szCs w:val="22"/>
+                <w:sz w:val="20"/>
+                <w:szCs w:val="20"/>
               </w:rPr>
               <w:t>ASUNTO:</w:t>
             </w:r>
@@ -298,15 +298,15 @@
               <w:jc w:val="both"/>
               <w:rPr>
                 <w:rFonts w:ascii="Titillium Web" w:hAnsi="Titillium Web"/>
-                <w:sz w:val="22"/>
-                <w:szCs w:val="22"/>
+                <w:sz w:val="20"/>
+                <w:szCs w:val="20"/>
               </w:rPr>
             </w:pPr>
             <w:r>
               <w:rPr>
                 <w:rFonts w:ascii="Titillium Web" w:hAnsi="Titillium Web"/>
-                <w:sz w:val="22"/>
-                <w:szCs w:val="22"/>
+                <w:sz w:val="20"/>
+                <w:szCs w:val="20"/>
               </w:rPr>
               <w:t xml:space="preserve">Solicitud de inicio de proceso para </w:t>
             </w:r>
@@ -315,8 +315,8 @@
                 <w:rFonts w:ascii="Titillium Web" w:hAnsi="Titillium Web"/>
                 <w:i/>
                 <w:iCs/>
-                <w:sz w:val="22"/>
-                <w:szCs w:val="22"/>
+                <w:sz w:val="20"/>
+                <w:szCs w:val="20"/>
               </w:rPr>
               <w:t>“{objeto}”</w:t>
             </w:r>
@@ -332,16 +332,16 @@
         <w:jc w:val="center"/>
         <w:rPr>
           <w:rFonts w:ascii="Titillium Web" w:hAnsi="Titillium Web"/>
-          <w:sz w:val="22"/>
-          <w:szCs w:val="22"/>
+          <w:sz w:val="20"/>
+          <w:szCs w:val="20"/>
         </w:rPr>
       </w:pPr>
       <w:r>
         <w:rPr>
           <w:rFonts w:ascii="Titillium Web" w:hAnsi="Titillium Web" w:cs="Arial"/>
           <w:b/>
-          <w:sz w:val="22"/>
-          <w:szCs w:val="22"/>
+          <w:sz w:val="20"/>
+          <w:szCs w:val="20"/>
         </w:rPr>
         <w:t>MEMORANDO Nro. FAP-{siglas}</w:t>
       </w:r>
@@ -349,8 +349,8 @@
         <w:rPr>
           <w:rFonts w:ascii="Titillium Web" w:hAnsi="Titillium Web" w:cs="Arial"/>
           <w:b/>
-          <w:sz w:val="22"/>
-          <w:szCs w:val="22"/>
+          <w:sz w:val="20"/>
+          <w:szCs w:val="20"/>
         </w:rPr>
         <w:t>-202X-XXX</w:t>
       </w:r>
@@ -361,8 +361,8 @@
         <w:jc w:val="both"/>
         <w:rPr>
           <w:rFonts w:ascii="Titillium Web" w:hAnsi="Titillium Web"/>
-          <w:sz w:val="22"/>
-          <w:szCs w:val="22"/>
+          <w:sz w:val="20"/>
+          <w:szCs w:val="20"/>
         </w:rPr>
       </w:pPr>
     </w:p>
@@ -371,8 +371,8 @@
         <w:jc w:val="both"/>
         <w:rPr>
           <w:rFonts w:ascii="Titillium Web" w:hAnsi="Titillium Web"/>
-          <w:sz w:val="22"/>
-          <w:szCs w:val="22"/>
+          <w:sz w:val="20"/>
+          <w:szCs w:val="20"/>
         </w:rPr>
       </w:pPr>
     </w:p>
@@ -381,95 +381,63 @@
         <w:jc w:val="both"/>
         <w:rPr>
           <w:rFonts w:ascii="Titillium Web" w:hAnsi="Titillium Web"/>
-          <w:sz w:val="22"/>
-          <w:szCs w:val="22"/>
-        </w:rPr>
-      </w:pPr>
-      <w:r>
-        <w:rPr>
-          <w:rFonts w:ascii="Titillium Web" w:hAnsi="Titillium Web"/>
-          <w:sz w:val="22"/>
-          <w:szCs w:val="22"/>
+          <w:sz w:val="20"/>
+          <w:szCs w:val="20"/>
+        </w:rPr>
+      </w:pPr>
+      <w:r>
+        <w:rPr>
+          <w:rFonts w:ascii="Titillium Web" w:hAnsi="Titillium Web"/>
+          <w:sz w:val="20"/>
+          <w:szCs w:val="20"/>
         </w:rPr>
         <w:t xml:space="preserve">Por medio del presente, </w:t>
       </w:r>
       <w:r>
         <w:rPr>
           <w:rFonts w:ascii="Titillium Web" w:hAnsi="Titillium Web"/>
-          <w:sz w:val="22"/>
-          <w:szCs w:val="22"/>
-        </w:rPr>
-        <w:t xml:space="preserve">en mi calidad de </w:t>
-      </w:r>
-      <w:r>
-        <w:rPr>
-          <w:rFonts w:ascii="Titillium Web" w:hAnsi="Titillium Web"/>
-          <w:sz w:val="22"/>
-          <w:szCs w:val="22"/>
-        </w:rPr>
-        <w:t xml:space="preserve">{ordenadorA}</w:t>
-      </w:r>
-      <w:r>
-        <w:rPr>
-          <w:rFonts w:ascii="Titillium Web" w:hAnsi="Titillium Web"/>
-          <w:sz w:val="22"/>
-          <w:szCs w:val="22"/>
-        </w:rPr>
-        <w:t xml:space="preserve"> </w:t>
-      </w:r>
-      <w:r>
-        <w:rPr>
-          <w:rFonts w:ascii="Titillium Web" w:hAnsi="Titillium Web"/>
-          <w:sz w:val="22"/>
-          <w:szCs w:val="22"/>
+          <w:sz w:val="20"/>
+          <w:szCs w:val="20"/>
+        </w:rPr>
+        <w:t xml:space="preserve">en mi calidad de {ordenadorA} </w:t>
+      </w:r>
+      <w:r>
+        <w:rPr>
+          <w:rFonts w:ascii="Titillium Web" w:hAnsi="Titillium Web"/>
+          <w:sz w:val="20"/>
+          <w:szCs w:val="20"/>
         </w:rPr>
         <w:t xml:space="preserve">de gasto </w:t>
       </w:r>
       <w:r>
         <w:rPr>
           <w:rFonts w:ascii="Titillium Web" w:hAnsi="Titillium Web"/>
-          <w:sz w:val="22"/>
-          <w:szCs w:val="22"/>
+          <w:sz w:val="20"/>
+          <w:szCs w:val="20"/>
         </w:rPr>
         <w:t>del área protegida</w:t>
       </w:r>
       <w:r>
         <w:rPr>
           <w:rFonts w:ascii="Titillium Web" w:hAnsi="Titillium Web"/>
-          <w:sz w:val="22"/>
-          <w:szCs w:val="22"/>
+          <w:sz w:val="20"/>
+          <w:szCs w:val="20"/>
         </w:rPr>
         <w:t xml:space="preserve">, solicito dar inicio al </w:t>
       </w:r>
       <w:r>
         <w:rPr>
           <w:rFonts w:ascii="Titillium Web" w:hAnsi="Titillium Web"/>
-          <w:sz w:val="22"/>
-          <w:szCs w:val="22"/>
-        </w:rPr>
-        <w:t xml:space="preserve">proceso de </w:t>
-      </w:r>
-      <w:r>
-        <w:rPr>
-          <w:rFonts w:ascii="Titillium Web" w:hAnsi="Titillium Web"/>
-          <w:sz w:val="22"/>
-          <w:szCs w:val="22"/>
-        </w:rPr>
-        <w:t xml:space="preserve">{adquisicionContratacion}</w:t>
-      </w:r>
-      <w:r>
-        <w:rPr>
-          <w:rFonts w:ascii="Titillium Web" w:hAnsi="Titillium Web"/>
-          <w:sz w:val="22"/>
-          <w:szCs w:val="22"/>
-        </w:rPr>
-        <w:t xml:space="preserve"> bajo la modalidad de Comparación de Precios</w:t>
-      </w:r>
-      <w:r>
-        <w:rPr>
-          <w:rFonts w:ascii="Titillium Web" w:hAnsi="Titillium Web"/>
-          <w:sz w:val="22"/>
-          <w:szCs w:val="22"/>
+          <w:sz w:val="20"/>
+          <w:szCs w:val="20"/>
+        </w:rPr>
+        <w:t>proceso de {adquisicionContratacion} bajo la modalidad de Comparación de Precios</w:t>
+      </w:r>
+      <w:r>
+        <w:rPr>
+          <w:rFonts w:ascii="Titillium Web" w:hAnsi="Titillium Web"/>
+          <w:sz w:val="20"/>
+          <w:szCs w:val="20"/>
         </w:rPr>
         <w:t>, así como, realizar el respectivo control de disponibilidad presupuestaria, conforme al siguiente detalle:</w:t>
       </w:r>
@@ -479,72 +447,72 @@
         <w:jc w:val="both"/>
         <w:rPr>
           <w:rFonts w:ascii="Titillium Web" w:hAnsi="Titillium Web"/>
-          <w:sz w:val="22"/>
-          <w:szCs w:val="22"/>
+          <w:sz w:val="20"/>
+          <w:szCs w:val="20"/>
           <w:lang w:val="es-EC"/>
         </w:rPr>
       </w:pPr>
       <w:r>
         <w:rPr>
           <w:rFonts w:ascii="Titillium Web" w:hAnsi="Titillium Web"/>
-          <w:sz w:val="22"/>
-          <w:szCs w:val="22"/>
+          <w:sz w:val="20"/>
+          <w:szCs w:val="20"/>
         </w:rPr>
         <w:tab/>
       </w:r>
       <w:r>
         <w:rPr>
           <w:rFonts w:ascii="Titillium Web" w:hAnsi="Titillium Web"/>
-          <w:sz w:val="22"/>
-          <w:szCs w:val="22"/>
+          <w:sz w:val="20"/>
+          <w:szCs w:val="20"/>
         </w:rPr>
         <w:tab/>
       </w:r>
       <w:r>
         <w:rPr>
           <w:rFonts w:ascii="Titillium Web" w:hAnsi="Titillium Web"/>
-          <w:sz w:val="22"/>
-          <w:szCs w:val="22"/>
+          <w:sz w:val="20"/>
+          <w:szCs w:val="20"/>
         </w:rPr>
         <w:tab/>
       </w:r>
       <w:r>
         <w:rPr>
           <w:rFonts w:ascii="Titillium Web" w:hAnsi="Titillium Web"/>
-          <w:sz w:val="22"/>
-          <w:szCs w:val="22"/>
+          <w:sz w:val="20"/>
+          <w:szCs w:val="20"/>
         </w:rPr>
         <w:tab/>
       </w:r>
       <w:r>
         <w:rPr>
           <w:rFonts w:ascii="Titillium Web" w:hAnsi="Titillium Web"/>
-          <w:sz w:val="22"/>
-          <w:szCs w:val="22"/>
+          <w:sz w:val="20"/>
+          <w:szCs w:val="20"/>
         </w:rPr>
         <w:tab/>
       </w:r>
       <w:r>
         <w:rPr>
           <w:rFonts w:ascii="Titillium Web" w:hAnsi="Titillium Web"/>
-          <w:sz w:val="22"/>
-          <w:szCs w:val="22"/>
+          <w:sz w:val="20"/>
+          <w:szCs w:val="20"/>
         </w:rPr>
         <w:tab/>
       </w:r>
       <w:r>
         <w:rPr>
           <w:rFonts w:ascii="Titillium Web" w:hAnsi="Titillium Web"/>
-          <w:sz w:val="22"/>
-          <w:szCs w:val="22"/>
+          <w:sz w:val="20"/>
+          <w:szCs w:val="20"/>
         </w:rPr>
         <w:tab/>
       </w:r>
       <w:r>
         <w:rPr>
           <w:rFonts w:ascii="Titillium Web" w:hAnsi="Titillium Web"/>
-          <w:sz w:val="22"/>
-          <w:szCs w:val="22"/>
+          <w:sz w:val="20"/>
+          <w:szCs w:val="20"/>
         </w:rPr>
         <w:tab/>
       </w:r>
@@ -560,7 +528,7 @@
         <w:tblLook w:val="04A0" w:firstRow="1" w:lastRow="0" w:firstColumn="1" w:lastColumn="0" w:noHBand="0" w:noVBand="1"/>
       </w:tblPr>
       <w:tblGrid>
-        <w:gridCol w:w="1942"/>
+        <w:gridCol w:w="1778"/>
         <w:gridCol w:w="6665"/>
       </w:tblGrid>
       <w:tr>
@@ -590,8 +558,8 @@
                 <w:b/>
                 <w:bCs/>
                 <w:color w:val="000000"/>
-                <w:sz w:val="22"/>
-                <w:szCs w:val="22"/>
+                <w:sz w:val="20"/>
+                <w:szCs w:val="20"/>
                 <w:lang w:eastAsia="es-EC"/>
               </w:rPr>
             </w:pPr>
@@ -601,8 +569,8 @@
                 <w:b/>
                 <w:bCs/>
                 <w:color w:val="000000"/>
-                <w:sz w:val="22"/>
-                <w:szCs w:val="22"/>
+                <w:sz w:val="20"/>
+                <w:szCs w:val="20"/>
                 <w:lang w:eastAsia="es-EC"/>
               </w:rPr>
               <w:t>Cantidad</w:t>
@@ -631,8 +599,8 @@
                 <w:b/>
                 <w:bCs/>
                 <w:color w:val="000000"/>
-                <w:sz w:val="22"/>
-                <w:szCs w:val="22"/>
+                <w:sz w:val="20"/>
+                <w:szCs w:val="20"/>
                 <w:lang w:eastAsia="es-EC"/>
               </w:rPr>
             </w:pPr>
@@ -642,8 +610,8 @@
                 <w:b/>
                 <w:bCs/>
                 <w:color w:val="000000"/>
-                <w:sz w:val="22"/>
-                <w:szCs w:val="22"/>
+                <w:sz w:val="20"/>
+                <w:szCs w:val="20"/>
                 <w:lang w:eastAsia="es-EC"/>
               </w:rPr>
               <w:t>Detalle y especificaciones</w:t>
@@ -678,8 +646,8 @@
                 <w:b/>
                 <w:bCs/>
                 <w:color w:val="000000"/>
-                <w:sz w:val="22"/>
-                <w:szCs w:val="22"/>
+                <w:sz w:val="20"/>
+                <w:szCs w:val="20"/>
                 <w:lang w:eastAsia="es-EC"/>
               </w:rPr>
             </w:pPr>
@@ -690,8 +658,8 @@
                 <w:b/>
                 <w:bCs/>
                 <w:color w:val="000000"/>
-                <w:sz w:val="22"/>
-                <w:szCs w:val="22"/>
+                <w:sz w:val="20"/>
+                <w:szCs w:val="20"/>
                 <w:lang w:eastAsia="es-EC"/>
               </w:rPr>
               <w:t>{#items}{cantidad}</w:t>
@@ -716,16 +684,16 @@
               <w:jc w:val="both"/>
               <w:rPr>
                 <w:rFonts w:ascii="Titillium Web" w:eastAsia="Times New Roman" w:hAnsi="Titillium Web"/>
-                <w:sz w:val="22"/>
-                <w:szCs w:val="22"/>
+                <w:sz w:val="20"/>
+                <w:szCs w:val="20"/>
                 <w:lang w:eastAsia="es-EC"/>
               </w:rPr>
             </w:pPr>
             <w:r>
               <w:rPr>
                 <w:rFonts w:ascii="Titillium Web" w:eastAsia="Times New Roman" w:hAnsi="Titillium Web"/>
-                <w:sz w:val="22"/>
-                <w:szCs w:val="22"/>
+                <w:sz w:val="20"/>
+                <w:szCs w:val="20"/>
                 <w:lang w:eastAsia="es-EC"/>
               </w:rPr>
               <w:t>{desc}{/items}</w:t>
@@ -735,8 +703,8 @@
               <w:rPr>
                 <w:rStyle w:val="Refdecomentario"/>
                 <w:rFonts w:ascii="Titillium Web" w:eastAsia="Times New Roman" w:hAnsi="Titillium Web"/>
-                <w:sz w:val="22"/>
-                <w:szCs w:val="22"/>
+                <w:sz w:val="20"/>
+                <w:szCs w:val="20"/>
                 <w:lang w:eastAsia="es-EC"/>
               </w:rPr>
               <w:commentReference w:id="0"/>
@@ -750,87 +718,87 @@
         <w:jc w:val="both"/>
         <w:rPr>
           <w:rFonts w:ascii="Titillium Web" w:eastAsia="Calibri" w:hAnsi="Titillium Web"/>
-          <w:sz w:val="22"/>
-          <w:szCs w:val="22"/>
-        </w:rPr>
-      </w:pPr>
-      <w:r>
-        <w:rPr>
-          <w:rFonts w:ascii="Titillium Web" w:hAnsi="Titillium Web"/>
-          <w:sz w:val="22"/>
-          <w:szCs w:val="22"/>
+          <w:sz w:val="20"/>
+          <w:szCs w:val="20"/>
+        </w:rPr>
+      </w:pPr>
+      <w:r>
+        <w:rPr>
+          <w:rFonts w:ascii="Titillium Web" w:hAnsi="Titillium Web"/>
+          <w:sz w:val="20"/>
+          <w:szCs w:val="20"/>
         </w:rPr>
         <w:tab/>
       </w:r>
       <w:r>
         <w:rPr>
           <w:rFonts w:ascii="Titillium Web" w:hAnsi="Titillium Web"/>
-          <w:sz w:val="22"/>
-          <w:szCs w:val="22"/>
+          <w:sz w:val="20"/>
+          <w:szCs w:val="20"/>
         </w:rPr>
         <w:tab/>
       </w:r>
       <w:r>
         <w:rPr>
           <w:rFonts w:ascii="Titillium Web" w:hAnsi="Titillium Web"/>
-          <w:sz w:val="22"/>
-          <w:szCs w:val="22"/>
+          <w:sz w:val="20"/>
+          <w:szCs w:val="20"/>
         </w:rPr>
         <w:tab/>
       </w:r>
       <w:r>
         <w:rPr>
           <w:rFonts w:ascii="Titillium Web" w:hAnsi="Titillium Web"/>
-          <w:sz w:val="22"/>
-          <w:szCs w:val="22"/>
+          <w:sz w:val="20"/>
+          <w:szCs w:val="20"/>
         </w:rPr>
         <w:tab/>
       </w:r>
       <w:r>
         <w:rPr>
           <w:rFonts w:ascii="Titillium Web" w:hAnsi="Titillium Web"/>
-          <w:sz w:val="22"/>
-          <w:szCs w:val="22"/>
+          <w:sz w:val="20"/>
+          <w:szCs w:val="20"/>
         </w:rPr>
         <w:tab/>
       </w:r>
       <w:r>
         <w:rPr>
           <w:rFonts w:ascii="Titillium Web" w:hAnsi="Titillium Web"/>
-          <w:sz w:val="22"/>
-          <w:szCs w:val="22"/>
+          <w:sz w:val="20"/>
+          <w:szCs w:val="20"/>
         </w:rPr>
         <w:tab/>
       </w:r>
       <w:r>
         <w:rPr>
           <w:rFonts w:ascii="Titillium Web" w:hAnsi="Titillium Web"/>
-          <w:sz w:val="22"/>
-          <w:szCs w:val="22"/>
+          <w:sz w:val="20"/>
+          <w:szCs w:val="20"/>
         </w:rPr>
         <w:tab/>
       </w:r>
       <w:r>
         <w:rPr>
           <w:rFonts w:ascii="Titillium Web" w:hAnsi="Titillium Web"/>
-          <w:sz w:val="22"/>
-          <w:szCs w:val="22"/>
+          <w:sz w:val="20"/>
+          <w:szCs w:val="20"/>
         </w:rPr>
         <w:tab/>
       </w:r>
       <w:r>
         <w:rPr>
           <w:rFonts w:ascii="Titillium Web" w:hAnsi="Titillium Web"/>
-          <w:sz w:val="22"/>
-          <w:szCs w:val="22"/>
+          <w:sz w:val="20"/>
+          <w:szCs w:val="20"/>
         </w:rPr>
         <w:tab/>
       </w:r>
       <w:r>
         <w:rPr>
           <w:rFonts w:ascii="Titillium Web" w:hAnsi="Titillium Web"/>
-          <w:sz w:val="22"/>
-          <w:szCs w:val="22"/>
+          <w:sz w:val="20"/>
+          <w:szCs w:val="20"/>
         </w:rPr>
         <w:tab/>
       </w:r>
@@ -841,16 +809,16 @@
         <w:jc w:val="both"/>
         <w:rPr>
           <w:rFonts w:ascii="Titillium Web" w:eastAsia="Arial" w:hAnsi="Titillium Web"/>
-          <w:sz w:val="22"/>
-          <w:szCs w:val="22"/>
+          <w:sz w:val="20"/>
+          <w:szCs w:val="20"/>
           <w:lang w:val="es-EC" w:eastAsia="es-EC"/>
         </w:rPr>
       </w:pPr>
       <w:r>
         <w:rPr>
           <w:rFonts w:ascii="Titillium Web" w:eastAsia="Arial" w:hAnsi="Titillium Web"/>
-          <w:sz w:val="22"/>
-          <w:szCs w:val="22"/>
+          <w:sz w:val="20"/>
+          <w:szCs w:val="20"/>
           <w:lang w:val="es-EC" w:eastAsia="es-EC"/>
         </w:rPr>
         <w:t>Este requerimiento consta en el Plan Anual de Gasto debidamente aprobado, componente</w:t>
@@ -860,8 +828,8 @@
           <w:rFonts w:ascii="Titillium Web" w:eastAsia="Arial" w:hAnsi="Titillium Web"/>
           <w:b/>
           <w:bCs/>
-          <w:sz w:val="22"/>
-          <w:szCs w:val="22"/>
+          <w:sz w:val="20"/>
+          <w:szCs w:val="20"/>
           <w:lang w:val="es-EC" w:eastAsia="es-EC"/>
         </w:rPr>
         <w:t xml:space="preserve"> </w:t>
@@ -869,8 +837,8 @@
       <w:r>
         <w:rPr>
           <w:rFonts w:ascii="Titillium Web" w:eastAsia="Arial" w:hAnsi="Titillium Web"/>
-          <w:sz w:val="22"/>
-          <w:szCs w:val="22"/>
+          <w:sz w:val="20"/>
+          <w:szCs w:val="20"/>
           <w:lang w:val="es-EC" w:eastAsia="es-EC"/>
         </w:rPr>
         <w:t>{partida} denominado “{lineaNombre}”</w:t>
@@ -878,8 +846,8 @@
       <w:r>
         <w:rPr>
           <w:rFonts w:ascii="Titillium Web" w:eastAsia="Arial" w:hAnsi="Titillium Web"/>
-          <w:sz w:val="22"/>
-          <w:szCs w:val="22"/>
+          <w:sz w:val="20"/>
+          <w:szCs w:val="20"/>
           <w:lang w:val="es-EC" w:eastAsia="es-EC"/>
         </w:rPr>
         <w:t>, proveniente de la fuente de financiamiento {fuente}</w:t>
@@ -887,8 +855,8 @@
       <w:r>
         <w:rPr>
           <w:rFonts w:ascii="Titillium Web" w:eastAsia="Arial" w:hAnsi="Titillium Web"/>
-          <w:sz w:val="22"/>
-          <w:szCs w:val="22"/>
+          <w:sz w:val="20"/>
+          <w:szCs w:val="20"/>
           <w:lang w:val="es-EC" w:eastAsia="es-EC"/>
         </w:rPr>
         <w:t xml:space="preserve">. </w:t>
@@ -900,16 +868,16 @@
         <w:jc w:val="both"/>
         <w:rPr>
           <w:rFonts w:ascii="Titillium Web" w:eastAsia="Arial" w:hAnsi="Titillium Web"/>
-          <w:sz w:val="22"/>
-          <w:szCs w:val="22"/>
+          <w:sz w:val="20"/>
+          <w:szCs w:val="20"/>
           <w:lang w:val="es-EC" w:eastAsia="es-EC"/>
         </w:rPr>
       </w:pPr>
       <w:r>
         <w:rPr>
           <w:rFonts w:ascii="Titillium Web" w:eastAsia="Arial" w:hAnsi="Titillium Web"/>
-          <w:sz w:val="22"/>
-          <w:szCs w:val="22"/>
+          <w:sz w:val="20"/>
+          <w:szCs w:val="20"/>
           <w:lang w:val="es-EC" w:eastAsia="es-EC"/>
         </w:rPr>
         <w:t>Una vez verificada la disponibilidad de fondos y la línea de gasto correspondiente, sírvase continuar con el proceso de conformidad con el Ciclo del FAP.</w:t>
@@ -920,47 +888,47 @@
         <w:jc w:val="both"/>
         <w:rPr>
           <w:rFonts w:ascii="Titillium Web" w:hAnsi="Titillium Web"/>
-          <w:sz w:val="22"/>
-          <w:szCs w:val="22"/>
-        </w:rPr>
-      </w:pPr>
-      <w:r>
-        <w:rPr>
-          <w:rFonts w:ascii="Titillium Web" w:hAnsi="Titillium Web"/>
-          <w:sz w:val="22"/>
-          <w:szCs w:val="22"/>
+          <w:sz w:val="20"/>
+          <w:szCs w:val="20"/>
+        </w:rPr>
+      </w:pPr>
+      <w:r>
+        <w:rPr>
+          <w:rFonts w:ascii="Titillium Web" w:hAnsi="Titillium Web"/>
+          <w:sz w:val="20"/>
+          <w:szCs w:val="20"/>
         </w:rPr>
         <w:tab/>
       </w:r>
       <w:r>
         <w:rPr>
           <w:rFonts w:ascii="Titillium Web" w:hAnsi="Titillium Web"/>
-          <w:sz w:val="22"/>
-          <w:szCs w:val="22"/>
+          <w:sz w:val="20"/>
+          <w:szCs w:val="20"/>
         </w:rPr>
         <w:tab/>
       </w:r>
       <w:r>
         <w:rPr>
           <w:rFonts w:ascii="Titillium Web" w:hAnsi="Titillium Web"/>
-          <w:sz w:val="22"/>
-          <w:szCs w:val="22"/>
+          <w:sz w:val="20"/>
+          <w:szCs w:val="20"/>
         </w:rPr>
         <w:tab/>
       </w:r>
       <w:r>
         <w:rPr>
           <w:rFonts w:ascii="Titillium Web" w:hAnsi="Titillium Web"/>
-          <w:sz w:val="22"/>
-          <w:szCs w:val="22"/>
+          <w:sz w:val="20"/>
+          <w:szCs w:val="20"/>
         </w:rPr>
         <w:tab/>
       </w:r>
       <w:r>
         <w:rPr>
           <w:rFonts w:ascii="Titillium Web" w:hAnsi="Titillium Web"/>
-          <w:sz w:val="22"/>
-          <w:szCs w:val="22"/>
+          <w:sz w:val="20"/>
+          <w:szCs w:val="20"/>
         </w:rPr>
         <w:tab/>
       </w:r>
@@ -969,79 +937,79 @@
       <w:pPr>
         <w:rPr>
           <w:rFonts w:ascii="Titillium Web" w:hAnsi="Titillium Web"/>
-          <w:sz w:val="22"/>
-          <w:szCs w:val="22"/>
-        </w:rPr>
-      </w:pPr>
-      <w:r>
-        <w:rPr>
-          <w:rFonts w:ascii="Titillium Web" w:hAnsi="Titillium Web"/>
-          <w:sz w:val="22"/>
-          <w:szCs w:val="22"/>
+          <w:sz w:val="20"/>
+          <w:szCs w:val="20"/>
+        </w:rPr>
+      </w:pPr>
+      <w:r>
+        <w:rPr>
+          <w:rFonts w:ascii="Titillium Web" w:hAnsi="Titillium Web"/>
+          <w:sz w:val="20"/>
+          <w:szCs w:val="20"/>
         </w:rPr>
         <w:t>Atentamente,</w:t>
       </w:r>
       <w:r>
         <w:rPr>
           <w:rFonts w:ascii="Titillium Web" w:hAnsi="Titillium Web"/>
-          <w:sz w:val="22"/>
-          <w:szCs w:val="22"/>
+          <w:sz w:val="20"/>
+          <w:szCs w:val="20"/>
         </w:rPr>
         <w:tab/>
       </w:r>
       <w:r>
         <w:rPr>
           <w:rFonts w:ascii="Titillium Web" w:hAnsi="Titillium Web"/>
-          <w:sz w:val="22"/>
-          <w:szCs w:val="22"/>
+          <w:sz w:val="20"/>
+          <w:szCs w:val="20"/>
         </w:rPr>
         <w:tab/>
       </w:r>
       <w:r>
         <w:rPr>
           <w:rFonts w:ascii="Titillium Web" w:hAnsi="Titillium Web"/>
-          <w:sz w:val="22"/>
-          <w:szCs w:val="22"/>
+          <w:sz w:val="20"/>
+          <w:szCs w:val="20"/>
         </w:rPr>
         <w:tab/>
       </w:r>
       <w:r>
         <w:rPr>
           <w:rFonts w:ascii="Titillium Web" w:hAnsi="Titillium Web"/>
-          <w:sz w:val="22"/>
-          <w:szCs w:val="22"/>
+          <w:sz w:val="20"/>
+          <w:szCs w:val="20"/>
         </w:rPr>
         <w:tab/>
       </w:r>
       <w:r>
         <w:rPr>
           <w:rFonts w:ascii="Titillium Web" w:hAnsi="Titillium Web"/>
-          <w:sz w:val="22"/>
-          <w:szCs w:val="22"/>
+          <w:sz w:val="20"/>
+          <w:szCs w:val="20"/>
         </w:rPr>
         <w:tab/>
       </w:r>
       <w:r>
         <w:rPr>
           <w:rFonts w:ascii="Titillium Web" w:hAnsi="Titillium Web"/>
-          <w:sz w:val="22"/>
-          <w:szCs w:val="22"/>
+          <w:sz w:val="20"/>
+          <w:szCs w:val="20"/>
         </w:rPr>
         <w:tab/>
       </w:r>
       <w:r>
         <w:rPr>
           <w:rFonts w:ascii="Titillium Web" w:hAnsi="Titillium Web"/>
-          <w:sz w:val="22"/>
-          <w:szCs w:val="22"/>
+          <w:sz w:val="20"/>
+          <w:szCs w:val="20"/>
         </w:rPr>
         <w:tab/>
       </w:r>
       <w:r>
         <w:rPr>
           <w:rFonts w:ascii="Titillium Web" w:hAnsi="Titillium Web"/>
-          <w:sz w:val="22"/>
-          <w:szCs w:val="22"/>
+          <w:sz w:val="20"/>
+          <w:szCs w:val="20"/>
         </w:rPr>
         <w:tab/>
       </w:r>
@@ -1050,15 +1018,15 @@
       <w:pPr>
         <w:rPr>
           <w:rFonts w:ascii="Titillium Web" w:hAnsi="Titillium Web"/>
-          <w:sz w:val="22"/>
-          <w:szCs w:val="22"/>
-        </w:rPr>
-      </w:pPr>
-      <w:r>
-        <w:rPr>
-          <w:rFonts w:ascii="Titillium Web" w:hAnsi="Titillium Web"/>
-          <w:sz w:val="22"/>
-          <w:szCs w:val="22"/>
+          <w:sz w:val="20"/>
+          <w:szCs w:val="20"/>
+        </w:rPr>
+      </w:pPr>
+      <w:r>
+        <w:rPr>
+          <w:rFonts w:ascii="Titillium Web" w:hAnsi="Titillium Web"/>
+          <w:sz w:val="20"/>
+          <w:szCs w:val="20"/>
         </w:rPr>
         <w:tab/>
       </w:r>
@@ -1067,8 +1035,8 @@
       <w:pPr>
         <w:rPr>
           <w:rFonts w:ascii="Titillium Web" w:hAnsi="Titillium Web"/>
-          <w:sz w:val="22"/>
-          <w:szCs w:val="22"/>
+          <w:sz w:val="20"/>
+          <w:szCs w:val="20"/>
         </w:rPr>
       </w:pPr>
     </w:p>
@@ -1076,71 +1044,71 @@
       <w:pPr>
         <w:rPr>
           <w:rFonts w:ascii="Titillium Web" w:hAnsi="Titillium Web"/>
-          <w:sz w:val="22"/>
-          <w:szCs w:val="22"/>
-        </w:rPr>
-      </w:pPr>
-      <w:r>
-        <w:rPr>
-          <w:rFonts w:ascii="Titillium Web" w:hAnsi="Titillium Web"/>
-          <w:sz w:val="22"/>
-          <w:szCs w:val="22"/>
+          <w:sz w:val="20"/>
+          <w:szCs w:val="20"/>
+        </w:rPr>
+      </w:pPr>
+      <w:r>
+        <w:rPr>
+          <w:rFonts w:ascii="Titillium Web" w:hAnsi="Titillium Web"/>
+          <w:sz w:val="20"/>
+          <w:szCs w:val="20"/>
         </w:rPr>
         <w:tab/>
       </w:r>
       <w:r>
         <w:rPr>
           <w:rFonts w:ascii="Titillium Web" w:hAnsi="Titillium Web"/>
-          <w:sz w:val="22"/>
-          <w:szCs w:val="22"/>
+          <w:sz w:val="20"/>
+          <w:szCs w:val="20"/>
         </w:rPr>
         <w:tab/>
       </w:r>
       <w:r>
         <w:rPr>
           <w:rFonts w:ascii="Titillium Web" w:hAnsi="Titillium Web"/>
-          <w:sz w:val="22"/>
-          <w:szCs w:val="22"/>
+          <w:sz w:val="20"/>
+          <w:szCs w:val="20"/>
         </w:rPr>
         <w:tab/>
       </w:r>
       <w:r>
         <w:rPr>
           <w:rFonts w:ascii="Titillium Web" w:hAnsi="Titillium Web"/>
-          <w:sz w:val="22"/>
-          <w:szCs w:val="22"/>
+          <w:sz w:val="20"/>
+          <w:szCs w:val="20"/>
         </w:rPr>
         <w:tab/>
       </w:r>
       <w:r>
         <w:rPr>
           <w:rFonts w:ascii="Titillium Web" w:hAnsi="Titillium Web"/>
-          <w:sz w:val="22"/>
-          <w:szCs w:val="22"/>
+          <w:sz w:val="20"/>
+          <w:szCs w:val="20"/>
         </w:rPr>
         <w:tab/>
       </w:r>
       <w:r>
         <w:rPr>
           <w:rFonts w:ascii="Titillium Web" w:hAnsi="Titillium Web"/>
-          <w:sz w:val="22"/>
-          <w:szCs w:val="22"/>
+          <w:sz w:val="20"/>
+          <w:szCs w:val="20"/>
         </w:rPr>
         <w:tab/>
       </w:r>
       <w:r>
         <w:rPr>
           <w:rFonts w:ascii="Titillium Web" w:hAnsi="Titillium Web"/>
-          <w:sz w:val="22"/>
-          <w:szCs w:val="22"/>
+          <w:sz w:val="20"/>
+          <w:szCs w:val="20"/>
         </w:rPr>
         <w:tab/>
       </w:r>
       <w:r>
         <w:rPr>
           <w:rFonts w:ascii="Titillium Web" w:hAnsi="Titillium Web"/>
-          <w:sz w:val="22"/>
-          <w:szCs w:val="22"/>
+          <w:sz w:val="20"/>
+          <w:szCs w:val="20"/>
         </w:rPr>
         <w:tab/>
       </w:r>
@@ -1151,15 +1119,15 @@
           <w:rFonts w:ascii="Titillium Web" w:hAnsi="Titillium Web"/>
           <w:i/>
           <w:iCs/>
-          <w:sz w:val="22"/>
-          <w:szCs w:val="22"/>
-        </w:rPr>
-      </w:pPr>
-      <w:r>
-        <w:rPr>
-          <w:rFonts w:ascii="Titillium Web" w:hAnsi="Titillium Web"/>
-          <w:sz w:val="22"/>
-          <w:szCs w:val="22"/>
+          <w:sz w:val="20"/>
+          <w:szCs w:val="20"/>
+        </w:rPr>
+      </w:pPr>
+      <w:r>
+        <w:rPr>
+          <w:rFonts w:ascii="Titillium Web" w:hAnsi="Titillium Web"/>
+          <w:sz w:val="20"/>
+          <w:szCs w:val="20"/>
         </w:rPr>
         <w:t>{jefe}</w:t>
       </w:r>
@@ -1170,8 +1138,8 @@
           <w:rFonts w:ascii="Titillium Web" w:hAnsi="Titillium Web"/>
           <w:b/>
           <w:bCs/>
-          <w:sz w:val="22"/>
-          <w:szCs w:val="22"/>
+          <w:sz w:val="20"/>
+          <w:szCs w:val="20"/>
           <w:u w:val="single"/>
         </w:rPr>
       </w:pPr>
@@ -1180,58 +1148,18 @@
           <w:rFonts w:ascii="Titillium Web" w:hAnsi="Titillium Web"/>
           <w:b/>
           <w:bCs/>
-          <w:sz w:val="22"/>
-          <w:szCs w:val="22"/>
-        </w:rPr>
-        <w:t xml:space="preserve">{AdministradoraAP}</w:t>
+          <w:sz w:val="20"/>
+          <w:szCs w:val="20"/>
+        </w:rPr>
+        <w:t xml:space="preserve">{AdministradoraAP} {dellaAP} </w:t>
       </w:r>
       <w:r>
         <w:rPr>
           <w:rFonts w:ascii="Titillium Web" w:hAnsi="Titillium Web"/>
           <w:b/>
           <w:bCs/>
-          <w:sz w:val="22"/>
-          <w:szCs w:val="22"/>
-        </w:rPr>
-        <w:t xml:space="preserve"> </w:t>
-      </w:r>
-      <w:r>
-        <w:rPr>
-          <w:rFonts w:ascii="Titillium Web" w:hAnsi="Titillium Web"/>
-          <w:b/>
-          <w:bCs/>
-          <w:sz w:val="22"/>
-          <w:szCs w:val="22"/>
-        </w:rPr>
-        <w:t xml:space="preserve">{dellaAP}</w:t>
-      </w:r>
-      <w:r>
-        <w:rPr>
-          <w:rFonts w:ascii="Titillium Web" w:hAnsi="Titillium Web"/>
-          <w:b/>
-          <w:bCs/>
-          <w:sz w:val="22"/>
-          <w:szCs w:val="22"/>
-        </w:rPr>
-        <w:t xml:space="preserve"/>
-      </w:r>
-      <w:r>
-        <w:rPr>
-          <w:rFonts w:ascii="Titillium Web" w:hAnsi="Titillium Web"/>
-          <w:b/>
-          <w:bCs/>
-          <w:sz w:val="22"/>
-          <w:szCs w:val="22"/>
-        </w:rPr>
-        <w:t xml:space="preserve"> </w:t>
-      </w:r>
-      <w:r>
-        <w:rPr>
-          <w:rFonts w:ascii="Titillium Web" w:hAnsi="Titillium Web"/>
-          <w:b/>
-          <w:bCs/>
-          <w:sz w:val="22"/>
-          <w:szCs w:val="22"/>
+          <w:sz w:val="20"/>
+          <w:szCs w:val="20"/>
         </w:rPr>
         <w:t>{area}</w:t>
       </w:r>
@@ -4248,728 +4176,6 @@
 </w:styles>
 </file>
 
-<file path=word/glossary/document.xml><?xml version="1.0" encoding="utf-8"?>
-<w:glossaryDocument xmlns:wpc="http://schemas.microsoft.com/office/word/2010/wordprocessingCanvas" xmlns:cx="http://schemas.microsoft.com/office/drawing/2014/chartex" xmlns:cx1="http://schemas.microsoft.com/office/drawing/2015/9/8/chartex" xmlns:cx2="http://schemas.microsoft.com/office/drawing/2015/10/21/chartex" xmlns:cx3="http://schemas.microsoft.com/office/drawing/2016/5/9/chartex" xmlns:cx4="http://schemas.microsoft.com/office/drawing/2016/5/10/chartex" xmlns:cx5="http://schemas.microsoft.com/office/drawing/2016/5/11/chartex" xmlns:cx6="http://schemas.microsoft.com/office/drawing/2016/5/12/chartex" xmlns:cx7="http://schemas.microsoft.com/office/drawing/2016/5/13/chartex" xmlns:cx8="http://schemas.microsoft.com/office/drawing/2016/5/14/chartex" xmlns:mc="http://schemas.openxmlformats.org/markup-compatibility/2006" xmlns:aink="http://schemas.microsoft.com/office/drawing/2016/ink" xmlns:am3d="http://schemas.microsoft.com/office/drawing/2017/model3d" xmlns:o="urn:schemas-microsoft-com:office:office" xmlns:oel="http://schemas.microsoft.com/office/2019/extlst" xmlns:r="http://schemas.openxmlformats.org/officeDocument/2006/relationships" xmlns:m="http://schemas.openxmlformats.org/officeDocument/2006/math" xmlns:v="urn:schemas-microsoft-com:vml" xmlns:wp14="http://schemas.microsoft.com/office/word/2010/wordprocessingDrawing" xmlns:wp="http://schemas.openxmlformats.org/drawingml/2006/wordprocessingDrawing" xmlns:w10="urn:schemas-microsoft-com:office:word" xmlns:w="http://schemas.openxmlformats.org/wordprocessingml/2006/main" xmlns:w14="http://schemas.microsoft.com/office/word/2010/wordml" xmlns:w15="http://schemas.microsoft.com/office/word/2012/wordml" xmlns:w16cex="http://schemas.microsoft.com/office/word/2018/wordml/cex" xmlns:w16cid="http://schemas.microsoft.com/office/word/2016/wordml/cid" xmlns:w16="http://schemas.microsoft.com/office/word/2018/wordml" xmlns:w16du="http://schemas.microsoft.com/office/word/2023/wordml/word16du" xmlns:w16sdtdh="http://schemas.microsoft.com/office/word/2020/wordml/sdtdatahash" xmlns:w16sdtfl="http://schemas.microsoft.com/office/word/2024/wordml/sdtformatlock" xmlns:w16se="http://schemas.microsoft.com/office/word/2015/wordml/symex" xmlns:wpg="http://schemas.microsoft.com/office/word/2010/wordprocessingGroup" xmlns:wpi="http://schemas.microsoft.com/office/word/2010/wordprocessingInk" xmlns:wne="http://schemas.microsoft.com/office/word/2006/wordml" xmlns:wps="http://schemas.microsoft.com/office/word/2010/wordprocessingShape" mc:Ignorable="w14 w15 w16se w16cid w16 w16cex w16sdtdh w16sdtfl w16du wp14">
-  <w:docParts>
-    <w:docPart>
-      <w:docPartPr>
-        <w:name w:val="A31F91DB41124ED6971346B66FF249A0"/>
-        <w:category>
-          <w:name w:val="General"/>
-          <w:gallery w:val="placeholder"/>
-        </w:category>
-        <w:types>
-          <w:type w:val="bbPlcHdr"/>
-        </w:types>
-        <w:behaviors>
-          <w:behavior w:val="content"/>
-        </w:behaviors>
-        <w:guid w:val="{5F2C405E-3FBA-401B-88A6-374AF59CEED8}"/>
-      </w:docPartPr>
-      <w:docPartBody>
-        <w:p>
-          <w:pPr>
-            <w:pStyle w:val="A31F91DB41124ED6971346B66FF249A0"/>
-          </w:pPr>
-          <w:r>
-            <w:rPr>
-              <w:rStyle w:val="Textodelmarcadordeposicin"/>
-            </w:rPr>
-            <w:t>Elija un elemento.</w:t>
-          </w:r>
-        </w:p>
-      </w:docPartBody>
-    </w:docPart>
-    <w:docPart>
-      <w:docPartPr>
-        <w:name w:val="7112260E01AE44459C006895198E69AF"/>
-        <w:category>
-          <w:name w:val="General"/>
-          <w:gallery w:val="placeholder"/>
-        </w:category>
-        <w:types>
-          <w:type w:val="bbPlcHdr"/>
-        </w:types>
-        <w:behaviors>
-          <w:behavior w:val="content"/>
-        </w:behaviors>
-        <w:guid w:val="{2ED531E3-A94C-465B-8F67-3233D6394908}"/>
-      </w:docPartPr>
-      <w:docPartBody>
-        <w:p>
-          <w:pPr>
-            <w:pStyle w:val="7112260E01AE44459C006895198E69AF"/>
-          </w:pPr>
-          <w:r>
-            <w:rPr>
-              <w:rStyle w:val="Textodelmarcadordeposicin"/>
-            </w:rPr>
-            <w:t>Elija un elemento.</w:t>
-          </w:r>
-        </w:p>
-      </w:docPartBody>
-    </w:docPart>
-    <w:docPart>
-      <w:docPartPr>
-        <w:name w:val="A9DC789896E04DB390F8786C1AB0035F"/>
-        <w:category>
-          <w:name w:val="General"/>
-          <w:gallery w:val="placeholder"/>
-        </w:category>
-        <w:types>
-          <w:type w:val="bbPlcHdr"/>
-        </w:types>
-        <w:behaviors>
-          <w:behavior w:val="content"/>
-        </w:behaviors>
-        <w:guid w:val="{87E6AFDB-A2A7-4E13-98A8-EDE1976981E5}"/>
-      </w:docPartPr>
-      <w:docPartBody>
-        <w:p>
-          <w:pPr>
-            <w:pStyle w:val="A9DC789896E04DB390F8786C1AB0035F"/>
-          </w:pPr>
-          <w:r>
-            <w:rPr>
-              <w:rStyle w:val="Textodelmarcadordeposicin"/>
-            </w:rPr>
-            <w:t>Elija un elemento.</w:t>
-          </w:r>
-        </w:p>
-      </w:docPartBody>
-    </w:docPart>
-  </w:docParts>
-</w:glossaryDocument>
-</file>
-
-<file path=word/glossary/fontTable.xml><?xml version="1.0" encoding="utf-8"?>
-<w:fonts xmlns:mc="http://schemas.openxmlformats.org/markup-compatibility/2006" xmlns:r="http://schemas.openxmlformats.org/officeDocument/2006/relationships" xmlns:w="http://schemas.openxmlformats.org/wordprocessingml/2006/main" xmlns:w14="http://schemas.microsoft.com/office/word/2010/wordml" xmlns:w15="http://schemas.microsoft.com/office/word/2012/wordml" xmlns:w16cex="http://schemas.microsoft.com/office/word/2018/wordml/cex" xmlns:w16cid="http://schemas.microsoft.com/office/word/2016/wordml/cid" xmlns:w16="http://schemas.microsoft.com/office/word/2018/wordml" xmlns:w16du="http://schemas.microsoft.com/office/word/2023/wordml/word16du" xmlns:w16sdtdh="http://schemas.microsoft.com/office/word/2020/wordml/sdtdatahash" xmlns:w16sdtfl="http://schemas.microsoft.com/office/word/2024/wordml/sdtformatlock" xmlns:w16se="http://schemas.microsoft.com/office/word/2015/wordml/symex" mc:Ignorable="w14 w15 w16se w16cid w16 w16cex w16sdtdh w16sdtfl w16du">
-  <w:font w:name="Garamond">
-    <w:altName w:val="Cambria"/>
-    <w:panose1 w:val="02020404030301010803"/>
-    <w:charset w:val="00"/>
-    <w:family w:val="roman"/>
-    <w:pitch w:val="variable"/>
-    <w:sig w:usb0="00000287" w:usb1="00000000" w:usb2="00000000" w:usb3="00000000" w:csb0="0000009F" w:csb1="00000000"/>
-  </w:font>
-  <w:font w:name="MS Mincho">
-    <w:panose1 w:val="02020609040205080304"/>
-    <w:charset w:val="80"/>
-    <w:family w:val="modern"/>
-    <w:pitch w:val="fixed"/>
-    <w:sig w:usb0="E00002FF" w:usb1="6AC7FDFB" w:usb2="08000012" w:usb3="00000000" w:csb0="0002009F" w:csb1="00000000"/>
-  </w:font>
-  <w:font w:name="Times New Roman">
-    <w:panose1 w:val="02020603050405020304"/>
-    <w:charset w:val="00"/>
-    <w:family w:val="roman"/>
-    <w:pitch w:val="variable"/>
-    <w:sig w:usb0="E0002EFF" w:usb1="C000785B" w:usb2="00000009" w:usb3="00000000" w:csb0="000001FF" w:csb1="00000000"/>
-  </w:font>
-  <w:font w:name="Courier New">
-    <w:panose1 w:val="02070309020205020404"/>
-    <w:charset w:val="00"/>
-    <w:family w:val="modern"/>
-    <w:pitch w:val="fixed"/>
-    <w:sig w:usb0="E0002EFF" w:usb1="C0007843" w:usb2="00000009" w:usb3="00000000" w:csb0="000001FF" w:csb1="00000000"/>
-  </w:font>
-  <w:font w:name="Wingdings">
-    <w:panose1 w:val="05000000000000000000"/>
-    <w:charset w:val="02"/>
-    <w:family w:val="auto"/>
-    <w:pitch w:val="variable"/>
-    <w:sig w:usb0="00000000" w:usb1="10000000" w:usb2="00000000" w:usb3="00000000" w:csb0="80000000" w:csb1="00000000"/>
-  </w:font>
-  <w:font w:name="Symbol">
-    <w:panose1 w:val="05050102010706020507"/>
-    <w:charset w:val="02"/>
-    <w:family w:val="roman"/>
-    <w:pitch w:val="variable"/>
-    <w:sig w:usb0="00000000" w:usb1="10000000" w:usb2="00000000" w:usb3="00000000" w:csb0="80000000" w:csb1="00000000"/>
-  </w:font>
-  <w:font w:name="Arial">
-    <w:panose1 w:val="020B0604020202020204"/>
-    <w:charset w:val="00"/>
-    <w:family w:val="swiss"/>
-    <w:pitch w:val="variable"/>
-    <w:sig w:usb0="E0002EFF" w:usb1="C000785B" w:usb2="00000009" w:usb3="00000000" w:csb0="000001FF" w:csb1="00000000"/>
-  </w:font>
-  <w:font w:name="Cambria">
-    <w:panose1 w:val="02040503050406030204"/>
-    <w:charset w:val="00"/>
-    <w:family w:val="roman"/>
-    <w:pitch w:val="variable"/>
-    <w:sig w:usb0="E00006FF" w:usb1="420024FF" w:usb2="02000000" w:usb3="00000000" w:csb0="0000019F" w:csb1="00000000"/>
-  </w:font>
-  <w:font w:name="Lucida Grande">
-    <w:altName w:val="Segoe UI"/>
-    <w:charset w:val="00"/>
-    <w:family w:val="auto"/>
-    <w:pitch w:val="variable"/>
-    <w:sig w:usb0="00000000" w:usb1="5000A1FF" w:usb2="00000000" w:usb3="00000000" w:csb0="000001BF" w:csb1="00000000"/>
-  </w:font>
-  <w:font w:name="Titillium Web">
-    <w:panose1 w:val="00000500000000000000"/>
-    <w:charset w:val="00"/>
-    <w:family w:val="auto"/>
-    <w:pitch w:val="variable"/>
-    <w:sig w:usb0="00000007" w:usb1="00000001" w:usb2="00000000" w:usb3="00000000" w:csb0="00000093" w:csb1="00000000"/>
-  </w:font>
-  <w:font w:name="Calibri">
-    <w:panose1 w:val="020F0502020204030204"/>
-    <w:charset w:val="00"/>
-    <w:family w:val="swiss"/>
-    <w:pitch w:val="variable"/>
-    <w:sig w:usb0="E4002EFF" w:usb1="C000247B" w:usb2="00000009" w:usb3="00000000" w:csb0="000001FF" w:csb1="00000000"/>
-  </w:font>
-  <w:font w:name="Aptos Display">
-    <w:charset w:val="00"/>
-    <w:family w:val="swiss"/>
-    <w:pitch w:val="variable"/>
-    <w:sig w:usb0="20000287" w:usb1="00000003" w:usb2="00000000" w:usb3="00000000" w:csb0="0000019F" w:csb1="00000000"/>
-  </w:font>
-  <w:font w:name="Aptos">
-    <w:charset w:val="00"/>
-    <w:family w:val="swiss"/>
-    <w:pitch w:val="variable"/>
-    <w:sig w:usb0="20000287" w:usb1="00000003" w:usb2="00000000" w:usb3="00000000" w:csb0="0000019F" w:csb1="00000000"/>
-  </w:font>
-</w:fonts>
-</file>
-
-<file path=word/glossary/settings.xml><?xml version="1.0" encoding="utf-8"?>
-<w:settings xmlns:mc="http://schemas.openxmlformats.org/markup-compatibility/2006" xmlns:o="urn:schemas-microsoft-com:office:office" xmlns:r="http://schemas.openxmlformats.org/officeDocument/2006/relationships" xmlns:m="http://schemas.openxmlformats.org/officeDocument/2006/math" xmlns:v="urn:schemas-microsoft-com:vml" xmlns:w10="urn:schemas-microsoft-com:office:word" xmlns:w="http://schemas.openxmlformats.org/wordprocessingml/2006/main" xmlns:w14="http://schemas.microsoft.com/office/word/2010/wordml" xmlns:w15="http://schemas.microsoft.com/office/word/2012/wordml" xmlns:w16cex="http://schemas.microsoft.com/office/word/2018/wordml/cex" xmlns:w16cid="http://schemas.microsoft.com/office/word/2016/wordml/cid" xmlns:w16="http://schemas.microsoft.com/office/word/2018/wordml" xmlns:w16du="http://schemas.microsoft.com/office/word/2023/wordml/word16du" xmlns:w16sdtdh="http://schemas.microsoft.com/office/word/2020/wordml/sdtdatahash" xmlns:w16sdtfl="http://schemas.microsoft.com/office/word/2024/wordml/sdtformatlock" xmlns:w16se="http://schemas.microsoft.com/office/word/2015/wordml/symex" xmlns:sl="http://schemas.openxmlformats.org/schemaLibrary/2006/main" mc:Ignorable="w14 w15 w16se w16cid w16 w16cex w16sdtdh w16sdtfl w16du">
-  <w:view w:val="normal"/>
-  <w:revisionView w:insDel="0" w:formatting="0"/>
-  <w:defaultTabStop w:val="708"/>
-  <w:hyphenationZone w:val="425"/>
-  <w:characterSpacingControl w:val="doNotCompress"/>
-  <w:compat>
-    <w:useFELayout/>
-    <w:compatSetting w:name="compatibilityMode" w:uri="http://schemas.microsoft.com/office/word" w:val="15"/>
-    <w:compatSetting w:name="overrideTableStyleFontSizeAndJustification" w:uri="http://schemas.microsoft.com/office/word" w:val="1"/>
-    <w:compatSetting w:name="enableOpenTypeFeatures" w:uri="http://schemas.microsoft.com/office/word" w:val="1"/>
-    <w:compatSetting w:name="doNotFlipMirrorIndents" w:uri="http://schemas.microsoft.com/office/word" w:val="1"/>
-    <w:compatSetting w:name="differentiateMultirowTableHeaders" w:uri="http://schemas.microsoft.com/office/word" w:val="1"/>
-    <w:compatSetting w:name="useWord2013TrackBottomHyphenation" w:uri="http://schemas.microsoft.com/office/word" w:val="0"/>
-  </w:compat>
-  <w:rsids>
-    <w:rsidRoot w:val="001B0E98"/>
-    <w:rsid w:val="0003674B"/>
-    <w:rsid w:val="000B2A64"/>
-    <w:rsid w:val="001B0E98"/>
-    <w:rsid w:val="001D2848"/>
-    <w:rsid w:val="0024083D"/>
-    <w:rsid w:val="00315943"/>
-    <w:rsid w:val="0041071C"/>
-    <w:rsid w:val="00440D94"/>
-    <w:rsid w:val="00497EB5"/>
-    <w:rsid w:val="004C1B76"/>
-    <w:rsid w:val="0050309A"/>
-    <w:rsid w:val="00613DA3"/>
-    <w:rsid w:val="00634EFD"/>
-    <w:rsid w:val="0064559C"/>
-    <w:rsid w:val="006E6009"/>
-    <w:rsid w:val="0074046B"/>
-    <w:rsid w:val="008E5B93"/>
-    <w:rsid w:val="009C2035"/>
-    <w:rsid w:val="009F2623"/>
-    <w:rsid w:val="009F3FED"/>
-    <w:rsid w:val="00A749AF"/>
-    <w:rsid w:val="00B15228"/>
-    <w:rsid w:val="00B9376D"/>
-    <w:rsid w:val="00BB4811"/>
-    <w:rsid w:val="00C00BD1"/>
-    <w:rsid w:val="00C5674C"/>
-    <w:rsid w:val="00C85D6A"/>
-    <w:rsid w:val="00CD64B3"/>
-    <w:rsid w:val="00D37D39"/>
-    <w:rsid w:val="00E8505F"/>
-    <w:rsid w:val="00E929FD"/>
-    <w:rsid w:val="00F26FD6"/>
-    <w:rsid w:val="00FB530F"/>
-  </w:rsids>
-  <m:mathPr>
-    <m:mathFont m:val="Cambria Math"/>
-    <m:brkBin m:val="before"/>
-    <m:brkBinSub m:val="--"/>
-    <m:smallFrac m:val="0"/>
-    <m:dispDef/>
-    <m:lMargin m:val="0"/>
-    <m:rMargin m:val="0"/>
-    <m:defJc m:val="centerGroup"/>
-    <m:wrapIndent m:val="1440"/>
-    <m:intLim m:val="subSup"/>
-    <m:naryLim m:val="undOvr"/>
-  </m:mathPr>
-  <w:themeFontLang w:val="es-EC"/>
-  <w:clrSchemeMapping w:bg1="light1" w:t1="dark1" w:bg2="light2" w:t2="dark2" w:accent1="accent1" w:accent2="accent2" w:accent3="accent3" w:accent4="accent4" w:accent5="accent5" w:accent6="accent6" w:hyperlink="hyperlink" w:followedHyperlink="followedHyperlink"/>
-  <w:decimalSymbol w:val=","/>
-  <w:listSeparator w:val=";"/>
-  <w15:chartTrackingRefBased/>
-</w:settings>
-</file>
-
-<file path=word/glossary/styles.xml><?xml version="1.0" encoding="utf-8"?>
-<w:styles xmlns:mc="http://schemas.openxmlformats.org/markup-compatibility/2006" xmlns:r="http://schemas.openxmlformats.org/officeDocument/2006/relationships" xmlns:w="http://schemas.openxmlformats.org/wordprocessingml/2006/main" xmlns:w14="http://schemas.microsoft.com/office/word/2010/wordml" xmlns:w15="http://schemas.microsoft.com/office/word/2012/wordml" xmlns:w16cex="http://schemas.microsoft.com/office/word/2018/wordml/cex" xmlns:w16cid="http://schemas.microsoft.com/office/word/2016/wordml/cid" xmlns:w16="http://schemas.microsoft.com/office/word/2018/wordml" xmlns:w16du="http://schemas.microsoft.com/office/word/2023/wordml/word16du" xmlns:w16sdtdh="http://schemas.microsoft.com/office/word/2020/wordml/sdtdatahash" xmlns:w16sdtfl="http://schemas.microsoft.com/office/word/2024/wordml/sdtformatlock" xmlns:w16se="http://schemas.microsoft.com/office/word/2015/wordml/symex" mc:Ignorable="w14 w15 w16se w16cid w16 w16cex w16sdtdh w16sdtfl w16du">
-  <w:docDefaults>
-    <w:rPrDefault>
-      <w:rPr>
-        <w:rFonts w:asciiTheme="minorHAnsi" w:eastAsiaTheme="minorEastAsia" w:hAnsiTheme="minorHAnsi" w:cstheme="minorBidi"/>
-        <w:kern w:val="2"/>
-        <w:sz w:val="24"/>
-        <w:szCs w:val="24"/>
-        <w:lang w:val="es-EC" w:eastAsia="es-EC" w:bidi="ar-SA"/>
-        <w14:ligatures w14:val="standardContextual"/>
-      </w:rPr>
-    </w:rPrDefault>
-    <w:pPrDefault>
-      <w:pPr>
-        <w:spacing w:after="160" w:line="278" w:lineRule="auto"/>
-      </w:pPr>
-    </w:pPrDefault>
-  </w:docDefaults>
-  <w:latentStyles w:defLockedState="0" w:defUIPriority="99" w:defSemiHidden="0" w:defUnhideWhenUsed="0" w:defQFormat="0" w:count="376">
-    <w:lsdException w:name="Normal" w:uiPriority="0" w:qFormat="1"/>
-    <w:lsdException w:name="heading 1" w:uiPriority="9" w:qFormat="1"/>
-    <w:lsdException w:name="heading 2" w:semiHidden="1" w:uiPriority="9" w:unhideWhenUsed="1" w:qFormat="1"/>
-    <w:lsdException w:name="heading 3" w:semiHidden="1" w:uiPriority="9" w:unhideWhenUsed="1" w:qFormat="1"/>
-    <w:lsdException w:name="heading 4" w:semiHidden="1" w:uiPriority="9" w:unhideWhenUsed="1" w:qFormat="1"/>
-    <w:lsdException w:name="heading 5" w:semiHidden="1" w:uiPriority="9" w:unhideWhenUsed="1" w:qFormat="1"/>
-    <w:lsdException w:name="heading 6" w:semiHidden="1" w:uiPriority="9" w:unhideWhenUsed="1" w:qFormat="1"/>
-    <w:lsdException w:name="heading 7" w:semiHidden="1" w:uiPriority="9" w:unhideWhenUsed="1" w:qFormat="1"/>
-    <w:lsdException w:name="heading 8" w:semiHidden="1" w:uiPriority="9" w:unhideWhenUsed="1" w:qFormat="1"/>
-    <w:lsdException w:name="heading 9" w:semiHidden="1" w:uiPriority="9" w:unhideWhenUsed="1" w:qFormat="1"/>
-    <w:lsdException w:name="index 1" w:semiHidden="1" w:unhideWhenUsed="1"/>
-    <w:lsdException w:name="index 2" w:semiHidden="1" w:unhideWhenUsed="1"/>
-    <w:lsdException w:name="index 3" w:semiHidden="1" w:unhideWhenUsed="1"/>
-    <w:lsdException w:name="index 4" w:semiHidden="1" w:unhideWhenUsed="1"/>
-    <w:lsdException w:name="index 5" w:semiHidden="1" w:unhideWhenUsed="1"/>
-    <w:lsdException w:name="index 6" w:semiHidden="1" w:unhideWhenUsed="1"/>
-    <w:lsdException w:name="index 7" w:semiHidden="1" w:unhideWhenUsed="1"/>
-    <w:lsdException w:name="index 8" w:semiHidden="1" w:unhideWhenUsed="1"/>
-    <w:lsdException w:name="index 9" w:semiHidden="1" w:unhideWhenUsed="1"/>
-    <w:lsdException w:name="toc 1" w:semiHidden="1" w:uiPriority="39" w:unhideWhenUsed="1"/>
-    <w:lsdException w:name="toc 2" w:semiHidden="1" w:uiPriority="39" w:unhideWhenUsed="1"/>
-    <w:lsdException w:name="toc 3" w:semiHidden="1" w:uiPriority="39" w:unhideWhenUsed="1"/>
-    <w:lsdException w:name="toc 4" w:semiHidden="1" w:uiPriority="39" w:unhideWhenUsed="1"/>
-    <w:lsdException w:name="toc 5" w:semiHidden="1" w:uiPriority="39" w:unhideWhenUsed="1"/>
-    <w:lsdException w:name="toc 6" w:semiHidden="1" w:uiPriority="39" w:unhideWhenUsed="1"/>
-    <w:lsdException w:name="toc 7" w:semiHidden="1" w:uiPriority="39" w:unhideWhenUsed="1"/>
-    <w:lsdException w:name="toc 8" w:semiHidden="1" w:uiPriority="39" w:unhideWhenUsed="1"/>
-    <w:lsdException w:name="toc 9" w:semiHidden="1" w:uiPriority="39" w:unhideWhenUsed="1"/>
-    <w:lsdException w:name="Normal Indent" w:semiHidden="1" w:unhideWhenUsed="1"/>
-    <w:lsdException w:name="footnote text" w:semiHidden="1" w:unhideWhenUsed="1"/>
-    <w:lsdException w:name="annotation text" w:semiHidden="1" w:unhideWhenUsed="1"/>
-    <w:lsdException w:name="header" w:semiHidden="1" w:unhideWhenUsed="1"/>
-    <w:lsdException w:name="footer" w:semiHidden="1" w:unhideWhenUsed="1"/>
-    <w:lsdException w:name="index heading" w:semiHidden="1" w:unhideWhenUsed="1"/>
-    <w:lsdException w:name="caption" w:semiHidden="1" w:uiPriority="35" w:unhideWhenUsed="1" w:qFormat="1"/>
-    <w:lsdException w:name="table of figures" w:semiHidden="1" w:unhideWhenUsed="1"/>
-    <w:lsdException w:name="envelope address" w:semiHidden="1" w:unhideWhenUsed="1"/>
-    <w:lsdException w:name="envelope return" w:semiHidden="1" w:unhideWhenUsed="1"/>
-    <w:lsdException w:name="footnote reference" w:semiHidden="1" w:unhideWhenUsed="1"/>
-    <w:lsdException w:name="annotation reference" w:semiHidden="1" w:unhideWhenUsed="1"/>
-    <w:lsdException w:name="line number" w:semiHidden="1" w:unhideWhenUsed="1"/>
-    <w:lsdException w:name="page number" w:semiHidden="1" w:unhideWhenUsed="1"/>
-    <w:lsdException w:name="endnote reference" w:semiHidden="1" w:unhideWhenUsed="1"/>
-    <w:lsdException w:name="endnote text" w:semiHidden="1" w:unhideWhenUsed="1"/>
-    <w:lsdException w:name="table of authorities" w:semiHidden="1" w:unhideWhenUsed="1"/>
-    <w:lsdException w:name="macro" w:semiHidden="1" w:unhideWhenUsed="1"/>
-    <w:lsdException w:name="toa heading" w:semiHidden="1" w:unhideWhenUsed="1"/>
-    <w:lsdException w:name="List" w:semiHidden="1" w:unhideWhenUsed="1"/>
-    <w:lsdException w:name="List Bullet" w:semiHidden="1" w:unhideWhenUsed="1"/>
-    <w:lsdException w:name="List Number" w:semiHidden="1" w:unhideWhenUsed="1"/>
-    <w:lsdException w:name="List 2" w:semiHidden="1" w:unhideWhenUsed="1"/>
-    <w:lsdException w:name="List 3" w:semiHidden="1" w:unhideWhenUsed="1"/>
-    <w:lsdException w:name="List 4" w:semiHidden="1" w:unhideWhenUsed="1"/>
-    <w:lsdException w:name="List 5" w:semiHidden="1" w:unhideWhenUsed="1"/>
-    <w:lsdException w:name="List Bullet 2" w:semiHidden="1" w:unhideWhenUsed="1"/>
-    <w:lsdException w:name="List Bullet 3" w:semiHidden="1" w:unhideWhenUsed="1"/>
-    <w:lsdException w:name="List Bullet 4" w:semiHidden="1" w:unhideWhenUsed="1"/>
-    <w:lsdException w:name="List Bullet 5" w:semiHidden="1" w:unhideWhenUsed="1"/>
-    <w:lsdException w:name="List Number 2" w:semiHidden="1" w:unhideWhenUsed="1"/>
-    <w:lsdException w:name="List Number 3" w:semiHidden="1" w:unhideWhenUsed="1"/>
-    <w:lsdException w:name="List Number 4" w:semiHidden="1" w:unhideWhenUsed="1"/>
-    <w:lsdException w:name="List Number 5" w:semiHidden="1" w:unhideWhenUsed="1"/>
-    <w:lsdException w:name="Title" w:uiPriority="10" w:qFormat="1"/>
-    <w:lsdException w:name="Closing" w:semiHidden="1" w:unhideWhenUsed="1"/>
-    <w:lsdException w:name="Signature" w:semiHidden="1" w:unhideWhenUsed="1"/>
-    <w:lsdException w:name="Default Paragraph Font" w:semiHidden="1" w:uiPriority="1" w:unhideWhenUsed="1"/>
-    <w:lsdException w:name="Body Text" w:semiHidden="1" w:unhideWhenUsed="1"/>
-    <w:lsdException w:name="Body Text Indent" w:semiHidden="1" w:unhideWhenUsed="1"/>
-    <w:lsdException w:name="List Continue" w:semiHidden="1" w:unhideWhenUsed="1"/>
-    <w:lsdException w:name="List Continue 2" w:semiHidden="1" w:unhideWhenUsed="1"/>
-    <w:lsdException w:name="List Continue 3" w:semiHidden="1" w:unhideWhenUsed="1"/>
-    <w:lsdException w:name="List Continue 4" w:semiHidden="1" w:unhideWhenUsed="1"/>
-    <w:lsdException w:name="List Continue 5" w:semiHidden="1" w:unhideWhenUsed="1"/>
-    <w:lsdException w:name="Message Header" w:semiHidden="1" w:unhideWhenUsed="1"/>
-    <w:lsdException w:name="Subtitle" w:uiPriority="11" w:qFormat="1"/>
-    <w:lsdException w:name="Salutation" w:semiHidden="1" w:unhideWhenUsed="1"/>
-    <w:lsdException w:name="Date" w:semiHidden="1" w:unhideWhenUsed="1"/>
-    <w:lsdException w:name="Body Text First Indent" w:semiHidden="1" w:unhideWhenUsed="1"/>
-    <w:lsdException w:name="Body Text First Indent 2" w:semiHidden="1" w:unhideWhenUsed="1"/>
-    <w:lsdException w:name="Note Heading" w:semiHidden="1" w:unhideWhenUsed="1"/>
-    <w:lsdException w:name="Body Text 2" w:semiHidden="1" w:unhideWhenUsed="1"/>
-    <w:lsdException w:name="Body Text 3" w:semiHidden="1" w:unhideWhenUsed="1"/>
-    <w:lsdException w:name="Body Text Indent 2" w:semiHidden="1" w:unhideWhenUsed="1"/>
-    <w:lsdException w:name="Body Text Indent 3" w:semiHidden="1" w:unhideWhenUsed="1"/>
-    <w:lsdException w:name="Block Text" w:semiHidden="1" w:unhideWhenUsed="1"/>
-    <w:lsdException w:name="Hyperlink" w:semiHidden="1" w:unhideWhenUsed="1"/>
-    <w:lsdException w:name="FollowedHyperlink" w:semiHidden="1" w:unhideWhenUsed="1"/>
-    <w:lsdException w:name="Strong" w:uiPriority="22" w:qFormat="1"/>
-    <w:lsdException w:name="Emphasis" w:uiPriority="20" w:qFormat="1"/>
-    <w:lsdException w:name="Document Map" w:semiHidden="1" w:unhideWhenUsed="1"/>
-    <w:lsdException w:name="Plain Text" w:semiHidden="1" w:unhideWhenUsed="1"/>
-    <w:lsdException w:name="E-mail Signature" w:semiHidden="1" w:unhideWhenUsed="1"/>
-    <w:lsdException w:name="HTML Top of Form" w:semiHidden="1" w:unhideWhenUsed="1"/>
-    <w:lsdException w:name="HTML Bottom of Form" w:semiHidden="1" w:unhideWhenUsed="1"/>
-    <w:lsdException w:name="Normal (Web)" w:semiHidden="1" w:unhideWhenUsed="1"/>
-    <w:lsdException w:name="HTML Acronym" w:semiHidden="1" w:unhideWhenUsed="1"/>
-    <w:lsdException w:name="HTML Address" w:semiHidden="1" w:unhideWhenUsed="1"/>
-    <w:lsdException w:name="HTML Cite" w:semiHidden="1" w:unhideWhenUsed="1"/>
-    <w:lsdException w:name="HTML Code" w:semiHidden="1" w:unhideWhenUsed="1"/>
-    <w:lsdException w:name="HTML Definition" w:semiHidden="1" w:unhideWhenUsed="1"/>
-    <w:lsdException w:name="HTML Keyboard" w:semiHidden="1" w:unhideWhenUsed="1"/>
-    <w:lsdException w:name="HTML Preformatted" w:semiHidden="1" w:unhideWhenUsed="1"/>
-    <w:lsdException w:name="HTML Sample" w:semiHidden="1" w:unhideWhenUsed="1"/>
-    <w:lsdException w:name="HTML Typewriter" w:semiHidden="1" w:unhideWhenUsed="1"/>
-    <w:lsdException w:name="HTML Variable" w:semiHidden="1" w:unhideWhenUsed="1"/>
-    <w:lsdException w:name="Normal Table" w:semiHidden="1" w:unhideWhenUsed="1"/>
-    <w:lsdException w:name="annotation subject" w:semiHidden="1" w:unhideWhenUsed="1"/>
-    <w:lsdException w:name="No List" w:semiHidden="1" w:unhideWhenUsed="1"/>
-    <w:lsdException w:name="Outline List 1" w:semiHidden="1" w:unhideWhenUsed="1"/>
-    <w:lsdException w:name="Outline List 2" w:semiHidden="1" w:unhideWhenUsed="1"/>
-    <w:lsdException w:name="Outline List 3" w:semiHidden="1" w:unhideWhenUsed="1"/>
-    <w:lsdException w:name="Table Simple 1" w:semiHidden="1" w:unhideWhenUsed="1"/>
-    <w:lsdException w:name="Table Simple 2" w:semiHidden="1" w:unhideWhenUsed="1"/>
-    <w:lsdException w:name="Table Simple 3" w:semiHidden="1" w:unhideWhenUsed="1"/>
-    <w:lsdException w:name="Table Classic 1" w:semiHidden="1" w:unhideWhenUsed="1"/>
-    <w:lsdException w:name="Table Classic 2" w:semiHidden="1" w:unhideWhenUsed="1"/>
-    <w:lsdException w:name="Table Classic 3" w:semiHidden="1" w:unhideWhenUsed="1"/>
-    <w:lsdException w:name="Table Classic 4" w:semiHidden="1" w:unhideWhenUsed="1"/>
-    <w:lsdException w:name="Table Colorful 1" w:semiHidden="1" w:unhideWhenUsed="1"/>
-    <w:lsdException w:name="Table Colorful 2" w:semiHidden="1" w:unhideWhenUsed="1"/>
-    <w:lsdException w:name="Table Colorful 3" w:semiHidden="1" w:unhideWhenUsed="1"/>
-    <w:lsdException w:name="Table Columns 1" w:semiHidden="1" w:unhideWhenUsed="1"/>
-    <w:lsdException w:name="Table Columns 2" w:semiHidden="1" w:unhideWhenUsed="1"/>
-    <w:lsdException w:name="Table Columns 3" w:semiHidden="1" w:unhideWhenUsed="1"/>
-    <w:lsdException w:name="Table Columns 4" w:semiHidden="1" w:unhideWhenUsed="1"/>
-    <w:lsdException w:name="Table Columns 5" w:semiHidden="1" w:unhideWhenUsed="1"/>
-    <w:lsdException w:name="Table Grid 1" w:semiHidden="1" w:unhideWhenUsed="1"/>
-    <w:lsdException w:name="Table Grid 2" w:semiHidden="1" w:unhideWhenUsed="1"/>
-    <w:lsdException w:name="Table Grid 3" w:semiHidden="1" w:unhideWhenUsed="1"/>
-    <w:lsdException w:name="Table Grid 4" w:semiHidden="1" w:unhideWhenUsed="1"/>
-    <w:lsdException w:name="Table Grid 5" w:semiHidden="1" w:unhideWhenUsed="1"/>
-    <w:lsdException w:name="Table Grid 6" w:semiHidden="1" w:unhideWhenUsed="1"/>
-    <w:lsdException w:name="Table Grid 7" w:semiHidden="1" w:unhideWhenUsed="1"/>
-    <w:lsdException w:name="Table Grid 8" w:semiHidden="1" w:unhideWhenUsed="1"/>
-    <w:lsdException w:name="Table List 1" w:semiHidden="1" w:unhideWhenUsed="1"/>
-    <w:lsdException w:name="Table List 2" w:semiHidden="1" w:unhideWhenUsed="1"/>
-    <w:lsdException w:name="Table List 3" w:semiHidden="1" w:unhideWhenUsed="1"/>
-    <w:lsdException w:name="Table List 4" w:semiHidden="1" w:unhideWhenUsed="1"/>
-    <w:lsdException w:name="Table List 5" w:semiHidden="1" w:unhideWhenUsed="1"/>
-    <w:lsdException w:name="Table List 6" w:semiHidden="1" w:unhideWhenUsed="1"/>
-    <w:lsdException w:name="Table List 7" w:semiHidden="1" w:unhideWhenUsed="1"/>
-    <w:lsdException w:name="Table List 8" w:semiHidden="1" w:unhideWhenUsed="1"/>
-    <w:lsdException w:name="Table 3D effects 1" w:semiHidden="1" w:unhideWhenUsed="1"/>
-    <w:lsdException w:name="Table 3D effects 2" w:semiHidden="1" w:unhideWhenUsed="1"/>
-    <w:lsdException w:name="Table 3D effects 3" w:semiHidden="1" w:unhideWhenUsed="1"/>
-    <w:lsdException w:name="Table Contemporary" w:semiHidden="1" w:unhideWhenUsed="1"/>
-    <w:lsdException w:name="Table Elegant" w:semiHidden="1" w:unhideWhenUsed="1"/>
-    <w:lsdException w:name="Table Professional" w:semiHidden="1" w:unhideWhenUsed="1"/>
-    <w:lsdException w:name="Table Subtle 1" w:semiHidden="1" w:unhideWhenUsed="1"/>
-    <w:lsdException w:name="Table Subtle 2" w:semiHidden="1" w:unhideWhenUsed="1"/>
-    <w:lsdException w:name="Table Web 1" w:semiHidden="1" w:unhideWhenUsed="1"/>
-    <w:lsdException w:name="Table Web 2" w:semiHidden="1" w:unhideWhenUsed="1"/>
-    <w:lsdException w:name="Table Web 3" w:semiHidden="1" w:unhideWhenUsed="1"/>
-    <w:lsdException w:name="Balloon Text" w:semiHidden="1" w:unhideWhenUsed="1"/>
-    <w:lsdException w:name="Table Grid" w:uiPriority="39"/>
-    <w:lsdException w:name="Table Theme" w:semiHidden="1" w:unhideWhenUsed="1"/>
-    <w:lsdException w:name="Placeholder Text" w:semiHidden="1"/>
-    <w:lsdException w:name="No Spacing" w:uiPriority="1" w:qFormat="1"/>
-    <w:lsdException w:name="Light Shading" w:uiPriority="60"/>
-    <w:lsdException w:name="Light List" w:uiPriority="61"/>
-    <w:lsdException w:name="Light Grid" w:uiPriority="62"/>
-    <w:lsdException w:name="Medium Shading 1" w:uiPriority="63"/>
-    <w:lsdException w:name="Medium Shading 2" w:uiPriority="64"/>
-    <w:lsdException w:name="Medium List 1" w:uiPriority="65"/>
-    <w:lsdException w:name="Medium List 2" w:uiPriority="66"/>
-    <w:lsdException w:name="Medium Grid 1" w:uiPriority="67"/>
-    <w:lsdException w:name="Medium Grid 2" w:uiPriority="68"/>
-    <w:lsdException w:name="Medium Grid 3" w:uiPriority="69"/>
-    <w:lsdException w:name="Dark List" w:uiPriority="70"/>
-    <w:lsdException w:name="Colorful Shading" w:uiPriority="71"/>
-    <w:lsdException w:name="Colorful List" w:uiPriority="72"/>
-    <w:lsdException w:name="Colorful Grid" w:uiPriority="73"/>
-    <w:lsdException w:name="Light Shading Accent 1" w:uiPriority="60"/>
-    <w:lsdException w:name="Light List Accent 1" w:uiPriority="61"/>
-    <w:lsdException w:name="Light Grid Accent 1" w:uiPriority="62"/>
-    <w:lsdException w:name="Medium Shading 1 Accent 1" w:uiPriority="63"/>
-    <w:lsdException w:name="Medium Shading 2 Accent 1" w:uiPriority="64"/>
-    <w:lsdException w:name="Medium List 1 Accent 1" w:uiPriority="65"/>
-    <w:lsdException w:name="Revision" w:semiHidden="1"/>
-    <w:lsdException w:name="List Paragraph" w:uiPriority="34" w:qFormat="1"/>
-    <w:lsdException w:name="Quote" w:uiPriority="29" w:qFormat="1"/>
-    <w:lsdException w:name="Intense Quote" w:uiPriority="30" w:qFormat="1"/>
-    <w:lsdException w:name="Medium List 2 Accent 1" w:uiPriority="66"/>
-    <w:lsdException w:name="Medium Grid 1 Accent 1" w:uiPriority="67"/>
-    <w:lsdException w:name="Medium Grid 2 Accent 1" w:uiPriority="68"/>
-    <w:lsdException w:name="Medium Grid 3 Accent 1" w:uiPriority="69"/>
-    <w:lsdException w:name="Dark List Accent 1" w:uiPriority="70"/>
-    <w:lsdException w:name="Colorful Shading Accent 1" w:uiPriority="71"/>
-    <w:lsdException w:name="Colorful List Accent 1" w:uiPriority="72"/>
-    <w:lsdException w:name="Colorful Grid Accent 1" w:uiPriority="73"/>
-    <w:lsdException w:name="Light Shading Accent 2" w:uiPriority="60"/>
-    <w:lsdException w:name="Light List Accent 2" w:uiPriority="61"/>
-    <w:lsdException w:name="Light Grid Accent 2" w:uiPriority="62"/>
-    <w:lsdException w:name="Medium Shading 1 Accent 2" w:uiPriority="63"/>
-    <w:lsdException w:name="Medium Shading 2 Accent 2" w:uiPriority="64"/>
-    <w:lsdException w:name="Medium List 1 Accent 2" w:uiPriority="65"/>
-    <w:lsdException w:name="Medium List 2 Accent 2" w:uiPriority="66"/>
-    <w:lsdException w:name="Medium Grid 1 Accent 2" w:uiPriority="67"/>
-    <w:lsdException w:name="Medium Grid 2 Accent 2" w:uiPriority="68"/>
-    <w:lsdException w:name="Medium Grid 3 Accent 2" w:uiPriority="69"/>
-    <w:lsdException w:name="Dark List Accent 2" w:uiPriority="70"/>
-    <w:lsdException w:name="Colorful Shading Accent 2" w:uiPriority="71"/>
-    <w:lsdException w:name="Colorful List Accent 2" w:uiPriority="72"/>
-    <w:lsdException w:name="Colorful Grid Accent 2" w:uiPriority="73"/>
-    <w:lsdException w:name="Light Shading Accent 3" w:uiPriority="60"/>
-    <w:lsdException w:name="Light List Accent 3" w:uiPriority="61"/>
-    <w:lsdException w:name="Light Grid Accent 3" w:uiPriority="62"/>
-    <w:lsdException w:name="Medium Shading 1 Accent 3" w:uiPriority="63"/>
-    <w:lsdException w:name="Medium Shading 2 Accent 3" w:uiPriority="64"/>
-    <w:lsdException w:name="Medium List 1 Accent 3" w:uiPriority="65"/>
-    <w:lsdException w:name="Medium List 2 Accent 3" w:uiPriority="66"/>
-    <w:lsdException w:name="Medium Grid 1 Accent 3" w:uiPriority="67"/>
-    <w:lsdException w:name="Medium Grid 2 Accent 3" w:uiPriority="68"/>
-    <w:lsdException w:name="Medium Grid 3 Accent 3" w:uiPriority="69"/>
-    <w:lsdException w:name="Dark List Accent 3" w:uiPriority="70"/>
-    <w:lsdException w:name="Colorful Shading Accent 3" w:uiPriority="71"/>
-    <w:lsdException w:name="Colorful List Accent 3" w:uiPriority="72"/>
-    <w:lsdException w:name="Colorful Grid Accent 3" w:uiPriority="73"/>
-    <w:lsdException w:name="Light Shading Accent 4" w:uiPriority="60"/>
-    <w:lsdException w:name="Light List Accent 4" w:uiPriority="61"/>
-    <w:lsdException w:name="Light Grid Accent 4" w:uiPriority="62"/>
-    <w:lsdException w:name="Medium Shading 1 Accent 4" w:uiPriority="63"/>
-    <w:lsdException w:name="Medium Shading 2 Accent 4" w:uiPriority="64"/>
-    <w:lsdException w:name="Medium List 1 Accent 4" w:uiPriority="65"/>
-    <w:lsdException w:name="Medium List 2 Accent 4" w:uiPriority="66"/>
-    <w:lsdException w:name="Medium Grid 1 Accent 4" w:uiPriority="67"/>
-    <w:lsdException w:name="Medium Grid 2 Accent 4" w:uiPriority="68"/>
-    <w:lsdException w:name="Medium Grid 3 Accent 4" w:uiPriority="69"/>
-    <w:lsdException w:name="Dark List Accent 4" w:uiPriority="70"/>
-    <w:lsdException w:name="Colorful Shading Accent 4" w:uiPriority="71"/>
-    <w:lsdException w:name="Colorful List Accent 4" w:uiPriority="72"/>
-    <w:lsdException w:name="Colorful Grid Accent 4" w:uiPriority="73"/>
-    <w:lsdException w:name="Light Shading Accent 5" w:uiPriority="60"/>
-    <w:lsdException w:name="Light List Accent 5" w:uiPriority="61"/>
-    <w:lsdException w:name="Light Grid Accent 5" w:uiPriority="62"/>
-    <w:lsdException w:name="Medium Shading 1 Accent 5" w:uiPriority="63"/>
-    <w:lsdException w:name="Medium Shading 2 Accent 5" w:uiPriority="64"/>
-    <w:lsdException w:name="Medium List 1 Accent 5" w:uiPriority="65"/>
-    <w:lsdException w:name="Medium List 2 Accent 5" w:uiPriority="66"/>
-    <w:lsdException w:name="Medium Grid 1 Accent 5" w:uiPriority="67"/>
-    <w:lsdException w:name="Medium Grid 2 Accent 5" w:uiPriority="68"/>
-    <w:lsdException w:name="Medium Grid 3 Accent 5" w:uiPriority="69"/>
-    <w:lsdException w:name="Dark List Accent 5" w:uiPriority="70"/>
-    <w:lsdException w:name="Colorful Shading Accent 5" w:uiPriority="71"/>
-    <w:lsdException w:name="Colorful List Accent 5" w:uiPriority="72"/>
-    <w:lsdException w:name="Colorful Grid Accent 5" w:uiPriority="73"/>
-    <w:lsdException w:name="Light Shading Accent 6" w:uiPriority="60"/>
-    <w:lsdException w:name="Light List Accent 6" w:uiPriority="61"/>
-    <w:lsdException w:name="Light Grid Accent 6" w:uiPriority="62"/>
-    <w:lsdException w:name="Medium Shading 1 Accent 6" w:uiPriority="63"/>
-    <w:lsdException w:name="Medium Shading 2 Accent 6" w:uiPriority="64"/>
-    <w:lsdException w:name="Medium List 1 Accent 6" w:uiPriority="65"/>
-    <w:lsdException w:name="Medium List 2 Accent 6" w:uiPriority="66"/>
-    <w:lsdException w:name="Medium Grid 1 Accent 6" w:uiPriority="67"/>
-    <w:lsdException w:name="Medium Grid 2 Accent 6" w:uiPriority="68"/>
-    <w:lsdException w:name="Medium Grid 3 Accent 6" w:uiPriority="69"/>
-    <w:lsdException w:name="Dark List Accent 6" w:uiPriority="70"/>
-    <w:lsdException w:name="Colorful Shading Accent 6" w:uiPriority="71"/>
-    <w:lsdException w:name="Colorful List Accent 6" w:uiPriority="72"/>
-    <w:lsdException w:name="Colorful Grid Accent 6" w:uiPriority="73"/>
-    <w:lsdException w:name="Subtle Emphasis" w:uiPriority="19" w:qFormat="1"/>
-    <w:lsdException w:name="Intense Emphasis" w:uiPriority="21" w:qFormat="1"/>
-    <w:lsdException w:name="Subtle Reference" w:uiPriority="31" w:qFormat="1"/>
-    <w:lsdException w:name="Intense Reference" w:uiPriority="32" w:qFormat="1"/>
-    <w:lsdException w:name="Book Title" w:uiPriority="33" w:qFormat="1"/>
-    <w:lsdException w:name="Bibliography" w:semiHidden="1" w:uiPriority="37" w:unhideWhenUsed="1"/>
-    <w:lsdException w:name="TOC Heading" w:semiHidden="1" w:uiPriority="39" w:unhideWhenUsed="1" w:qFormat="1"/>
-    <w:lsdException w:name="Plain Table 1" w:uiPriority="41"/>
-    <w:lsdException w:name="Plain Table 2" w:uiPriority="42"/>
-    <w:lsdException w:name="Plain Table 3" w:uiPriority="43"/>
-    <w:lsdException w:name="Plain Table 4" w:uiPriority="44"/>
-    <w:lsdException w:name="Plain Table 5" w:uiPriority="45"/>
-    <w:lsdException w:name="Grid Table Light" w:uiPriority="40"/>
-    <w:lsdException w:name="Grid Table 1 Light" w:uiPriority="46"/>
-    <w:lsdException w:name="Grid Table 2" w:uiPriority="47"/>
-    <w:lsdException w:name="Grid Table 3" w:uiPriority="48"/>
-    <w:lsdException w:name="Grid Table 4" w:uiPriority="49"/>
-    <w:lsdException w:name="Grid Table 5 Dark" w:uiPriority="50"/>
-    <w:lsdException w:name="Grid Table 6 Colorful" w:uiPriority="51"/>
-    <w:lsdException w:name="Grid Table 7 Colorful" w:uiPriority="52"/>
-    <w:lsdException w:name="Grid Table 1 Light Accent 1" w:uiPriority="46"/>
-    <w:lsdException w:name="Grid Table 2 Accent 1" w:uiPriority="47"/>
-    <w:lsdException w:name="Grid Table 3 Accent 1" w:uiPriority="48"/>
-    <w:lsdException w:name="Grid Table 4 Accent 1" w:uiPriority="49"/>
-    <w:lsdException w:name="Grid Table 5 Dark Accent 1" w:uiPriority="50"/>
-    <w:lsdException w:name="Grid Table 6 Colorful Accent 1" w:uiPriority="51"/>
-    <w:lsdException w:name="Grid Table 7 Colorful Accent 1" w:uiPriority="52"/>
-    <w:lsdException w:name="Grid Table 1 Light Accent 2" w:uiPriority="46"/>
-    <w:lsdException w:name="Grid Table 2 Accent 2" w:uiPriority="47"/>
-    <w:lsdException w:name="Grid Table 3 Accent 2" w:uiPriority="48"/>
-    <w:lsdException w:name="Grid Table 4 Accent 2" w:uiPriority="49"/>
-    <w:lsdException w:name="Grid Table 5 Dark Accent 2" w:uiPriority="50"/>
-    <w:lsdException w:name="Grid Table 6 Colorful Accent 2" w:uiPriority="51"/>
-    <w:lsdException w:name="Grid Table 7 Colorful Accent 2" w:uiPriority="52"/>
-    <w:lsdException w:name="Grid Table 1 Light Accent 3" w:uiPriority="46"/>
-    <w:lsdException w:name="Grid Table 2 Accent 3" w:uiPriority="47"/>
-    <w:lsdException w:name="Grid Table 3 Accent 3" w:uiPriority="48"/>
-    <w:lsdException w:name="Grid Table 4 Accent 3" w:uiPriority="49"/>
-    <w:lsdException w:name="Grid Table 5 Dark Accent 3" w:uiPriority="50"/>
-    <w:lsdException w:name="Grid Table 6 Colorful Accent 3" w:uiPriority="51"/>
-    <w:lsdException w:name="Grid Table 7 Colorful Accent 3" w:uiPriority="52"/>
-    <w:lsdException w:name="Grid Table 1 Light Accent 4" w:uiPriority="46"/>
-    <w:lsdException w:name="Grid Table 2 Accent 4" w:uiPriority="47"/>
-    <w:lsdException w:name="Grid Table 3 Accent 4" w:uiPriority="48"/>
-    <w:lsdException w:name="Grid Table 4 Accent 4" w:uiPriority="49"/>
-    <w:lsdException w:name="Grid Table 5 Dark Accent 4" w:uiPriority="50"/>
-    <w:lsdException w:name="Grid Table 6 Colorful Accent 4" w:uiPriority="51"/>
-    <w:lsdException w:name="Grid Table 7 Colorful Accent 4" w:uiPriority="52"/>
-    <w:lsdException w:name="Grid Table 1 Light Accent 5" w:uiPriority="46"/>
-    <w:lsdException w:name="Grid Table 2 Accent 5" w:uiPriority="47"/>
-    <w:lsdException w:name="Grid Table 3 Accent 5" w:uiPriority="48"/>
-    <w:lsdException w:name="Grid Table 4 Accent 5" w:uiPriority="49"/>
-    <w:lsdException w:name="Grid Table 5 Dark Accent 5" w:uiPriority="50"/>
-    <w:lsdException w:name="Grid Table 6 Colorful Accent 5" w:uiPriority="51"/>
-    <w:lsdException w:name="Grid Table 7 Colorful Accent 5" w:uiPriority="52"/>
-    <w:lsdException w:name="Grid Table 1 Light Accent 6" w:uiPriority="46"/>
-    <w:lsdException w:name="Grid Table 2 Accent 6" w:uiPriority="47"/>
-    <w:lsdException w:name="Grid Table 3 Accent 6" w:uiPriority="48"/>
-    <w:lsdException w:name="Grid Table 4 Accent 6" w:uiPriority="49"/>
-    <w:lsdException w:name="Grid Table 5 Dark Accent 6" w:uiPriority="50"/>
-    <w:lsdException w:name="Grid Table 6 Colorful Accent 6" w:uiPriority="51"/>
-    <w:lsdException w:name="Grid Table 7 Colorful Accent 6" w:uiPriority="52"/>
-    <w:lsdException w:name="List Table 1 Light" w:uiPriority="46"/>
-    <w:lsdException w:name="List Table 2" w:uiPriority="47"/>
-    <w:lsdException w:name="List Table 3" w:uiPriority="48"/>
-    <w:lsdException w:name="List Table 4" w:uiPriority="49"/>
-    <w:lsdException w:name="List Table 5 Dark" w:uiPriority="50"/>
-    <w:lsdException w:name="List Table 6 Colorful" w:uiPriority="51"/>
-    <w:lsdException w:name="List Table 7 Colorful" w:uiPriority="52"/>
-    <w:lsdException w:name="List Table 1 Light Accent 1" w:uiPriority="46"/>
-    <w:lsdException w:name="List Table 2 Accent 1" w:uiPriority="47"/>
-    <w:lsdException w:name="List Table 3 Accent 1" w:uiPriority="48"/>
-    <w:lsdException w:name="List Table 4 Accent 1" w:uiPriority="49"/>
-    <w:lsdException w:name="List Table 5 Dark Accent 1" w:uiPriority="50"/>
-    <w:lsdException w:name="List Table 6 Colorful Accent 1" w:uiPriority="51"/>
-    <w:lsdException w:name="List Table 7 Colorful Accent 1" w:uiPriority="52"/>
-    <w:lsdException w:name="List Table 1 Light Accent 2" w:uiPriority="46"/>
-    <w:lsdException w:name="List Table 2 Accent 2" w:uiPriority="47"/>
-    <w:lsdException w:name="List Table 3 Accent 2" w:uiPriority="48"/>
-    <w:lsdException w:name="List Table 4 Accent 2" w:uiPriority="49"/>
-    <w:lsdException w:name="List Table 5 Dark Accent 2" w:uiPriority="50"/>
-    <w:lsdException w:name="List Table 6 Colorful Accent 2" w:uiPriority="51"/>
-    <w:lsdException w:name="List Table 7 Colorful Accent 2" w:uiPriority="52"/>
-    <w:lsdException w:name="List Table 1 Light Accent 3" w:uiPriority="46"/>
-    <w:lsdException w:name="List Table 2 Accent 3" w:uiPriority="47"/>
-    <w:lsdException w:name="List Table 3 Accent 3" w:uiPriority="48"/>
-    <w:lsdException w:name="List Table 4 Accent 3" w:uiPriority="49"/>
-    <w:lsdException w:name="List Table 5 Dark Accent 3" w:uiPriority="50"/>
-    <w:lsdException w:name="List Table 6 Colorful Accent 3" w:uiPriority="51"/>
-    <w:lsdException w:name="List Table 7 Colorful Accent 3" w:uiPriority="52"/>
-    <w:lsdException w:name="List Table 1 Light Accent 4" w:uiPriority="46"/>
-    <w:lsdException w:name="List Table 2 Accent 4" w:uiPriority="47"/>
-    <w:lsdException w:name="List Table 3 Accent 4" w:uiPriority="48"/>
-    <w:lsdException w:name="List Table 4 Accent 4" w:uiPriority="49"/>
-    <w:lsdException w:name="List Table 5 Dark Accent 4" w:uiPriority="50"/>
-    <w:lsdException w:name="List Table 6 Colorful Accent 4" w:uiPriority="51"/>
-    <w:lsdException w:name="List Table 7 Colorful Accent 4" w:uiPriority="52"/>
-    <w:lsdException w:name="List Table 1 Light Accent 5" w:uiPriority="46"/>
-    <w:lsdException w:name="List Table 2 Accent 5" w:uiPriority="47"/>
-    <w:lsdException w:name="List Table 3 Accent 5" w:uiPriority="48"/>
-    <w:lsdException w:name="List Table 4 Accent 5" w:uiPriority="49"/>
-    <w:lsdException w:name="List Table 5 Dark Accent 5" w:uiPriority="50"/>
-    <w:lsdException w:name="List Table 6 Colorful Accent 5" w:uiPriority="51"/>
-    <w:lsdException w:name="List Table 7 Colorful Accent 5" w:uiPriority="52"/>
-    <w:lsdException w:name="List Table 1 Light Accent 6" w:uiPriority="46"/>
-    <w:lsdException w:name="List Table 2 Accent 6" w:uiPriority="47"/>
-    <w:lsdException w:name="List Table 3 Accent 6" w:uiPriority="48"/>
-    <w:lsdException w:name="List Table 4 Accent 6" w:uiPriority="49"/>
-    <w:lsdException w:name="List Table 5 Dark Accent 6" w:uiPriority="50"/>
-    <w:lsdException w:name="List Table 6 Colorful Accent 6" w:uiPriority="51"/>
-    <w:lsdException w:name="List Table 7 Colorful Accent 6" w:uiPriority="52"/>
-    <w:lsdException w:name="Mention" w:semiHidden="1" w:unhideWhenUsed="1"/>
-    <w:lsdException w:name="Smart Hyperlink" w:semiHidden="1" w:unhideWhenUsed="1"/>
-    <w:lsdException w:name="Hashtag" w:semiHidden="1" w:unhideWhenUsed="1"/>
-    <w:lsdException w:name="Unresolved Mention" w:semiHidden="1" w:unhideWhenUsed="1"/>
-    <w:lsdException w:name="Smart Link" w:semiHidden="1" w:unhideWhenUsed="1"/>
-  </w:latentStyles>
-  <w:style w:type="paragraph" w:default="1" w:styleId="Normal">
-    <w:name w:val="Normal"/>
-    <w:qFormat/>
-  </w:style>
-  <w:style w:type="character" w:default="1" w:styleId="Fuentedeprrafopredeter">
-    <w:name w:val="Default Paragraph Font"/>
-    <w:uiPriority w:val="1"/>
-    <w:semiHidden/>
-    <w:unhideWhenUsed/>
-  </w:style>
-  <w:style w:type="table" w:default="1" w:styleId="Tablanormal">
-    <w:name w:val="Normal Table"/>
-    <w:uiPriority w:val="99"/>
-    <w:semiHidden/>
-    <w:unhideWhenUsed/>
-    <w:tblPr>
-      <w:tblInd w:w="0" w:type="dxa"/>
-      <w:tblCellMar>
-        <w:top w:w="0" w:type="dxa"/>
-        <w:left w:w="108" w:type="dxa"/>
-        <w:bottom w:w="0" w:type="dxa"/>
-        <w:right w:w="108" w:type="dxa"/>
-      </w:tblCellMar>
-    </w:tblPr>
-  </w:style>
-  <w:style w:type="numbering" w:default="1" w:styleId="Sinlista">
-    <w:name w:val="No List"/>
-    <w:uiPriority w:val="99"/>
-    <w:semiHidden/>
-    <w:unhideWhenUsed/>
-  </w:style>
-  <w:style w:type="character" w:styleId="Textodelmarcadordeposicin">
-    <w:name w:val="Placeholder Text"/>
-    <w:basedOn w:val="Fuentedeprrafopredeter"/>
-    <w:uiPriority w:val="99"/>
-    <w:semiHidden/>
-    <w:rsid w:val="009F2623"/>
-    <w:rPr>
-      <w:color w:val="666666"/>
-    </w:rPr>
-  </w:style>
-  <w:style w:type="paragraph" w:customStyle="1" w:styleId="A31F91DB41124ED6971346B66FF249A0">
-    <w:name w:val="A31F91DB41124ED6971346B66FF249A0"/>
-    <w:rsid w:val="009F2623"/>
-  </w:style>
-  <w:style w:type="paragraph" w:customStyle="1" w:styleId="7112260E01AE44459C006895198E69AF">
-    <w:name w:val="7112260E01AE44459C006895198E69AF"/>
-    <w:rsid w:val="009F2623"/>
-  </w:style>
-  <w:style w:type="paragraph" w:customStyle="1" w:styleId="A9DC789896E04DB390F8786C1AB0035F">
-    <w:name w:val="A9DC789896E04DB390F8786C1AB0035F"/>
-    <w:rsid w:val="009F2623"/>
-  </w:style>
-</w:styles>
-</file>
-
-<file path=word/glossary/webSettings.xml><?xml version="1.0" encoding="utf-8"?>
-<w:webSettings xmlns:mc="http://schemas.openxmlformats.org/markup-compatibility/2006" xmlns:r="http://schemas.openxmlformats.org/officeDocument/2006/relationships" xmlns:w="http://schemas.openxmlformats.org/wordprocessingml/2006/main" xmlns:w14="http://schemas.microsoft.com/office/word/2010/wordml" xmlns:w15="http://schemas.microsoft.com/office/word/2012/wordml" xmlns:w16cex="http://schemas.microsoft.com/office/word/2018/wordml/cex" xmlns:w16cid="http://schemas.microsoft.com/office/word/2016/wordml/cid" xmlns:w16="http://schemas.microsoft.com/office/word/2018/wordml" xmlns:w16du="http://schemas.microsoft.com/office/word/2023/wordml/word16du" xmlns:w16sdtdh="http://schemas.microsoft.com/office/word/2020/wordml/sdtdatahash" xmlns:w16sdtfl="http://schemas.microsoft.com/office/word/2024/wordml/sdtformatlock" xmlns:w16se="http://schemas.microsoft.com/office/word/2015/wordml/symex" mc:Ignorable="w14 w15 w16se w16cid w16 w16cex w16sdtdh w16sdtfl w16du">
-  <w:optimizeForBrowser/>
-  <w:allowPNG/>
-</w:webSettings>
-</file>
-
 <file path=word/theme/theme1.xml><?xml version="1.0" encoding="utf-8"?>
 <a:theme xmlns:a="http://schemas.openxmlformats.org/drawingml/2006/main" name="Tema de Office">
   <a:themeElements>
